--- a/Dokumenty/SDD.docx
+++ b/Dokumenty/SDD.docx
@@ -4,74 +4,109 @@
   <w:body>
     <w:p>
       <w:pPr>
-        <w:rPr>
-          <w:b/>
-          <w:bCs/>
-        </w:rPr>
-      </w:pPr>
-      <w:r>
-        <w:rPr>
-          <w:b/>
-          <w:bCs/>
-        </w:rPr>
-        <w:t>1. Architektúra systému</w:t>
+        <w:numPr>
+          <w:ilvl w:val="0"/>
+          <w:numId w:val="8"/>
+        </w:numPr>
+        <w:rPr>
+          <w:b/>
+          <w:bCs/>
+        </w:rPr>
+      </w:pPr>
+      <w:r>
+        <w:rPr>
+          <w:b/>
+          <w:bCs/>
+        </w:rPr>
+        <w:t>Architektúra systému</w:t>
+      </w:r>
+      <w:r>
+        <w:rPr>
+          <w:b/>
+          <w:bCs/>
+        </w:rPr>
+        <w:br/>
+        <w:t xml:space="preserve">Aplikácia využíva trojvrstvovú architektúru (3-tier </w:t>
+      </w:r>
+      <w:proofErr w:type="spellStart"/>
+      <w:r>
+        <w:rPr>
+          <w:b/>
+          <w:bCs/>
+        </w:rPr>
+        <w:t>architecture</w:t>
+      </w:r>
+      <w:proofErr w:type="spellEnd"/>
+      <w:r>
+        <w:rPr>
+          <w:b/>
+          <w:bCs/>
+        </w:rPr>
+        <w:t>):</w:t>
       </w:r>
     </w:p>
     <w:p>
       <w:pPr>
-        <w:rPr>
-          <w:b/>
-          <w:bCs/>
-        </w:rPr>
-      </w:pPr>
-      <w:r>
-        <w:rPr>
-          <w:b/>
-          <w:bCs/>
-        </w:rPr>
-        <w:t xml:space="preserve">Aplikácia využíva trojvrstvovú architektúru (3-tier </w:t>
+        <w:numPr>
+          <w:ilvl w:val="0"/>
+          <w:numId w:val="9"/>
+        </w:numPr>
+      </w:pPr>
+      <w:r>
+        <w:rPr>
+          <w:b/>
+          <w:bCs/>
+        </w:rPr>
+        <w:t>Prezentačná vrstva (GUI</w:t>
+      </w:r>
+      <w:r>
+        <w:t xml:space="preserve">): HTML5 stránky (index.html, detail.html, admin.html, login.html), CSS3 štýly a JavaScript ES6. Interaktívna mapa je riešená knižnicou Leaflet.js 1.9.4 s podkladom </w:t>
       </w:r>
       <w:proofErr w:type="spellStart"/>
       <w:r>
-        <w:rPr>
-          <w:b/>
-          <w:bCs/>
-        </w:rPr>
-        <w:t>architecture</w:t>
+        <w:t>OpenStreetMap</w:t>
       </w:r>
       <w:proofErr w:type="spellEnd"/>
       <w:r>
-        <w:rPr>
-          <w:b/>
-          <w:bCs/>
-        </w:rPr>
-        <w:t>):</w:t>
+        <w:t>.</w:t>
       </w:r>
     </w:p>
     <w:p>
       <w:pPr>
         <w:numPr>
           <w:ilvl w:val="0"/>
-          <w:numId w:val="3"/>
+          <w:numId w:val="9"/>
         </w:numPr>
-        <w:rPr>
-          <w:b/>
-          <w:bCs/>
-        </w:rPr>
-      </w:pPr>
-      <w:r>
-        <w:rPr>
-          <w:b/>
-          <w:bCs/>
-        </w:rPr>
-        <w:t>Prezentačná vrstva (GUI): </w:t>
-      </w:r>
-      <w:r>
-        <w:t xml:space="preserve">HTML5 stránky (index.html, detail.html, admin.html), CSS3 štýly a JavaScript ES6. Interaktívna mapa je riešená knižnicou Leaflet.js 1.9.4 s podkladom </w:t>
+      </w:pPr>
+      <w:r>
+        <w:rPr>
+          <w:b/>
+          <w:bCs/>
+        </w:rPr>
+        <w:t xml:space="preserve">Aplikačná vrstva (Business </w:t>
       </w:r>
       <w:proofErr w:type="spellStart"/>
       <w:r>
-        <w:t>OpenStreetMap</w:t>
+        <w:rPr>
+          <w:b/>
+          <w:bCs/>
+        </w:rPr>
+        <w:t>Logic</w:t>
+      </w:r>
+      <w:proofErr w:type="spellEnd"/>
+      <w:r>
+        <w:rPr>
+          <w:b/>
+          <w:bCs/>
+        </w:rPr>
+        <w:t>): </w:t>
+      </w:r>
+      <w:r>
+        <w:t xml:space="preserve">Node.js + Express (server.js), zabezpečuje spracovanie HTTP požiadaviek, validáciu vstupných dát a REST API. Správa prihlásenia admina je riešená pomocou knižnice </w:t>
+      </w:r>
+      <w:proofErr w:type="spellStart"/>
+      <w:r>
+        <w:t>express-session</w:t>
       </w:r>
       <w:proofErr w:type="spellEnd"/>
       <w:r>
@@ -82,7 +117,7 @@
       <w:pPr>
         <w:numPr>
           <w:ilvl w:val="0"/>
-          <w:numId w:val="3"/>
+          <w:numId w:val="9"/>
         </w:numPr>
       </w:pPr>
       <w:r>
@@ -90,7 +125,7 @@
           <w:b/>
           <w:bCs/>
         </w:rPr>
-        <w:t xml:space="preserve">Aplikačná vrstva (Business </w:t>
+        <w:t>Dátová vrstva (</w:t>
       </w:r>
       <w:proofErr w:type="spellStart"/>
       <w:r>
@@ -98,7 +133,7 @@
           <w:b/>
           <w:bCs/>
         </w:rPr>
-        <w:t>Logic</w:t>
+        <w:t>Data</w:t>
       </w:r>
       <w:proofErr w:type="spellEnd"/>
       <w:r>
@@ -106,17 +141,27 @@
           <w:b/>
           <w:bCs/>
         </w:rPr>
-        <w:t>): </w:t>
-      </w:r>
-      <w:r>
-        <w:t>Node.js + Express (server.js), zabezpečuje spracovanie HTTP požiadaviek, validáciu vstupných dát a REST API.</w:t>
+        <w:t xml:space="preserve"> Access): </w:t>
+      </w:r>
+      <w:proofErr w:type="spellStart"/>
+      <w:r>
+        <w:t>SQLite</w:t>
+      </w:r>
+      <w:proofErr w:type="spellEnd"/>
+      <w:r>
+        <w:t xml:space="preserve"> databáza prístupná cez knižnicu better-sqlite3. Základné dáta 13 umyvární sú uložené staticky v data.js a načítavané na klientskej strane.</w:t>
       </w:r>
     </w:p>
     <w:p>
       <w:pPr>
+        <w:ind w:left="720"/>
+      </w:pPr>
+    </w:p>
+    <w:p>
+      <w:pPr>
         <w:numPr>
           <w:ilvl w:val="0"/>
-          <w:numId w:val="3"/>
+          <w:numId w:val="10"/>
         </w:numPr>
         <w:rPr>
           <w:b/>
@@ -128,110 +173,163 @@
           <w:b/>
           <w:bCs/>
         </w:rPr>
-        <w:t>Dátová vrstva (</w:t>
-      </w:r>
-      <w:proofErr w:type="spellStart"/>
-      <w:r>
-        <w:rPr>
-          <w:b/>
-          <w:bCs/>
-        </w:rPr>
-        <w:t>Data</w:t>
-      </w:r>
-      <w:proofErr w:type="spellEnd"/>
-      <w:r>
-        <w:rPr>
-          <w:b/>
-          <w:bCs/>
-        </w:rPr>
-        <w:t xml:space="preserve"> Access): </w:t>
-      </w:r>
-      <w:proofErr w:type="spellStart"/>
-      <w:r>
-        <w:t>SQLite</w:t>
-      </w:r>
-      <w:proofErr w:type="spellEnd"/>
-      <w:r>
-        <w:t xml:space="preserve"> databáza prístupná cez knižnicu better-sqlite3. Základné dáta 13 umyvární sú uložené staticky v data.js a načítavané na klientskej strane.</w:t>
+        <w:t>Implementačná štruktúra</w:t>
+      </w:r>
+      <w:r>
+        <w:rPr>
+          <w:b/>
+          <w:bCs/>
+        </w:rPr>
+        <w:br/>
+        <w:t>Kód je organizovaný podľa zodpovednosti jednotlivých súborov:</w:t>
       </w:r>
     </w:p>
     <w:p>
       <w:pPr>
-        <w:rPr>
-          <w:b/>
-          <w:bCs/>
-        </w:rPr>
-      </w:pPr>
+        <w:numPr>
+          <w:ilvl w:val="0"/>
+          <w:numId w:val="11"/>
+        </w:numPr>
+        <w:rPr>
+          <w:b/>
+          <w:bCs/>
+        </w:rPr>
+      </w:pPr>
+      <w:r>
+        <w:rPr>
+          <w:b/>
+          <w:bCs/>
+        </w:rPr>
+        <w:t xml:space="preserve">server.js – </w:t>
+      </w:r>
+      <w:r>
+        <w:t xml:space="preserve">Express server, definícia všetkých API </w:t>
+      </w:r>
+      <w:proofErr w:type="spellStart"/>
+      <w:r>
+        <w:t>endpointov</w:t>
+      </w:r>
+      <w:proofErr w:type="spellEnd"/>
+      <w:r>
+        <w:t xml:space="preserve">, inicializácia </w:t>
+      </w:r>
+      <w:proofErr w:type="spellStart"/>
+      <w:r>
+        <w:t>SQLite</w:t>
+      </w:r>
+      <w:proofErr w:type="spellEnd"/>
+      <w:r>
+        <w:t xml:space="preserve"> tabuliek, </w:t>
+      </w:r>
+      <w:proofErr w:type="spellStart"/>
+      <w:r>
+        <w:t>session-based</w:t>
+      </w:r>
+      <w:proofErr w:type="spellEnd"/>
+      <w:r>
+        <w:t xml:space="preserve"> autentifikácia admina (</w:t>
+      </w:r>
+      <w:proofErr w:type="spellStart"/>
+      <w:r>
+        <w:t>express-session</w:t>
+      </w:r>
+      <w:proofErr w:type="spellEnd"/>
+      <w:r>
+        <w:t xml:space="preserve">), </w:t>
+      </w:r>
+      <w:proofErr w:type="spellStart"/>
+      <w:r>
+        <w:t>adminAuth</w:t>
+      </w:r>
+      <w:proofErr w:type="spellEnd"/>
+      <w:r>
+        <w:t xml:space="preserve"> </w:t>
+      </w:r>
+      <w:proofErr w:type="spellStart"/>
+      <w:r>
+        <w:t>middleware</w:t>
+      </w:r>
+      <w:proofErr w:type="spellEnd"/>
+      <w:r>
+        <w:t xml:space="preserve"> chráni administrátorské </w:t>
+      </w:r>
+      <w:proofErr w:type="spellStart"/>
+      <w:r>
+        <w:t>endpointy</w:t>
+      </w:r>
+      <w:proofErr w:type="spellEnd"/>
     </w:p>
     <w:p>
       <w:pPr>
-        <w:rPr>
-          <w:b/>
-          <w:bCs/>
-        </w:rPr>
-      </w:pPr>
-      <w:r>
-        <w:rPr>
-          <w:b/>
-          <w:bCs/>
-        </w:rPr>
-        <w:t>2. Implementačná štruktúra</w:t>
+        <w:numPr>
+          <w:ilvl w:val="0"/>
+          <w:numId w:val="11"/>
+        </w:numPr>
+      </w:pPr>
+      <w:r>
+        <w:rPr>
+          <w:b/>
+          <w:bCs/>
+        </w:rPr>
+        <w:t xml:space="preserve">app.js – </w:t>
+      </w:r>
+      <w:r>
+        <w:t xml:space="preserve">logika hlavnej stránky: filtrovanie, zoraďovanie, </w:t>
+      </w:r>
+      <w:proofErr w:type="spellStart"/>
+      <w:r>
+        <w:t>geolokácia</w:t>
+      </w:r>
+      <w:proofErr w:type="spellEnd"/>
+      <w:r>
+        <w:t>, vykresľovanie máp a kariet</w:t>
       </w:r>
     </w:p>
     <w:p>
       <w:pPr>
-        <w:rPr>
-          <w:b/>
-          <w:bCs/>
-        </w:rPr>
-      </w:pPr>
-      <w:r>
-        <w:rPr>
-          <w:b/>
-          <w:bCs/>
-        </w:rPr>
-        <w:t>Kód je organizovaný podľa zodpovednosti jednotlivých súborov:</w:t>
+        <w:numPr>
+          <w:ilvl w:val="0"/>
+          <w:numId w:val="11"/>
+        </w:numPr>
+      </w:pPr>
+      <w:r>
+        <w:rPr>
+          <w:b/>
+          <w:bCs/>
+        </w:rPr>
+        <w:t xml:space="preserve">detail.js – </w:t>
+      </w:r>
+      <w:r>
+        <w:t>logika stránky detailu: recenzie, stav vyťaženosti, hlásenie problémov</w:t>
       </w:r>
     </w:p>
     <w:p>
       <w:pPr>
         <w:numPr>
           <w:ilvl w:val="0"/>
-          <w:numId w:val="4"/>
+          <w:numId w:val="11"/>
         </w:numPr>
-      </w:pPr>
-      <w:r>
-        <w:rPr>
-          <w:b/>
-          <w:bCs/>
-        </w:rPr>
-        <w:t>server.js </w:t>
-      </w:r>
-      <w:r>
-        <w:t xml:space="preserve">– Express server, definícia všetkých API </w:t>
-      </w:r>
-      <w:proofErr w:type="spellStart"/>
-      <w:r>
-        <w:t>endpointov</w:t>
-      </w:r>
-      <w:proofErr w:type="spellEnd"/>
-      <w:r>
-        <w:t xml:space="preserve">, inicializácia </w:t>
-      </w:r>
-      <w:proofErr w:type="spellStart"/>
-      <w:r>
-        <w:t>SQLite</w:t>
-      </w:r>
-      <w:proofErr w:type="spellEnd"/>
-      <w:r>
-        <w:t xml:space="preserve"> tabuliek</w:t>
+        <w:rPr>
+          <w:b/>
+          <w:bCs/>
+        </w:rPr>
+      </w:pPr>
+      <w:r>
+        <w:rPr>
+          <w:b/>
+          <w:bCs/>
+        </w:rPr>
+        <w:t xml:space="preserve">admin.js – </w:t>
+      </w:r>
+      <w:r>
+        <w:t>logika admin panelu: správa umyvární, schvaľovanie problémov, reset dát</w:t>
       </w:r>
     </w:p>
     <w:p>
       <w:pPr>
         <w:numPr>
           <w:ilvl w:val="0"/>
-          <w:numId w:val="4"/>
+          <w:numId w:val="11"/>
         </w:numPr>
       </w:pPr>
       <w:r>
@@ -239,43 +337,39 @@
           <w:b/>
           <w:bCs/>
         </w:rPr>
-        <w:t>app.js </w:t>
-      </w:r>
-      <w:r>
-        <w:t xml:space="preserve">– logika hlavnej stránky: filtrovanie, zoraďovanie, </w:t>
-      </w:r>
-      <w:proofErr w:type="spellStart"/>
-      <w:r>
-        <w:t>geolokácia</w:t>
-      </w:r>
-      <w:proofErr w:type="spellEnd"/>
-      <w:r>
-        <w:t>, vykresľovanie máp a kariet</w:t>
+        <w:t xml:space="preserve">login.html – </w:t>
+      </w:r>
+      <w:r>
+        <w:t>prihlasovacie rozhranie pre admina</w:t>
       </w:r>
     </w:p>
     <w:p>
       <w:pPr>
         <w:numPr>
           <w:ilvl w:val="0"/>
-          <w:numId w:val="4"/>
+          <w:numId w:val="11"/>
         </w:numPr>
-      </w:pPr>
-      <w:r>
-        <w:rPr>
-          <w:b/>
-          <w:bCs/>
-        </w:rPr>
-        <w:t>detail.js </w:t>
-      </w:r>
-      <w:r>
-        <w:t>– logika stránky detailu: recenzie, stav vyťaženosti, hlásenie problémov</w:t>
+        <w:rPr>
+          <w:b/>
+          <w:bCs/>
+        </w:rPr>
+      </w:pPr>
+      <w:r>
+        <w:rPr>
+          <w:b/>
+          <w:bCs/>
+        </w:rPr>
+        <w:t xml:space="preserve">data.js – </w:t>
+      </w:r>
+      <w:r>
+        <w:t>statické dáta 13 umyvární s GPS súradnicami, cenníkom a vybavením</w:t>
       </w:r>
     </w:p>
     <w:p>
       <w:pPr>
         <w:numPr>
           <w:ilvl w:val="0"/>
-          <w:numId w:val="4"/>
+          <w:numId w:val="11"/>
         </w:numPr>
       </w:pPr>
       <w:r>
@@ -283,17 +377,49 @@
           <w:b/>
           <w:bCs/>
         </w:rPr>
-        <w:t>admin.js </w:t>
-      </w:r>
-      <w:r>
-        <w:t>– logika admin panelu: správa umyvární, schvaľovanie problémov, reset dát</w:t>
+        <w:t xml:space="preserve">style.css – </w:t>
+      </w:r>
+      <w:r>
+        <w:t xml:space="preserve">všetky štýly aplikácie (CSS </w:t>
+      </w:r>
+      <w:proofErr w:type="spellStart"/>
+      <w:r>
+        <w:t>Custom</w:t>
+      </w:r>
+      <w:proofErr w:type="spellEnd"/>
+      <w:r>
+        <w:t xml:space="preserve"> </w:t>
+      </w:r>
+      <w:proofErr w:type="spellStart"/>
+      <w:r>
+        <w:t>Properties</w:t>
+      </w:r>
+      <w:proofErr w:type="spellEnd"/>
+      <w:r>
+        <w:t xml:space="preserve">, </w:t>
+      </w:r>
+      <w:proofErr w:type="spellStart"/>
+      <w:r>
+        <w:t>Grid</w:t>
+      </w:r>
+      <w:proofErr w:type="spellEnd"/>
+      <w:r>
+        <w:t xml:space="preserve">, </w:t>
+      </w:r>
+      <w:proofErr w:type="spellStart"/>
+      <w:r>
+        <w:t>Flexbox</w:t>
+      </w:r>
+      <w:proofErr w:type="spellEnd"/>
+      <w:r>
+        <w:t>)</w:t>
       </w:r>
     </w:p>
     <w:p>
       <w:pPr>
         <w:numPr>
           <w:ilvl w:val="0"/>
-          <w:numId w:val="4"/>
+          <w:numId w:val="11"/>
         </w:numPr>
         <w:rPr>
           <w:b/>
@@ -305,111 +431,51 @@
           <w:b/>
           <w:bCs/>
         </w:rPr>
-        <w:t>data.js </w:t>
-      </w:r>
-      <w:r>
-        <w:t>– statické dáta 13 umyvární s GPS súradnicami, cenníkom a vybavením</w:t>
-      </w:r>
+        <w:t xml:space="preserve">leaflet.js / leaflet.css / </w:t>
+      </w:r>
+      <w:proofErr w:type="spellStart"/>
+      <w:r>
+        <w:rPr>
+          <w:b/>
+          <w:bCs/>
+        </w:rPr>
+        <w:t>images</w:t>
+      </w:r>
+      <w:proofErr w:type="spellEnd"/>
+      <w:r>
+        <w:rPr>
+          <w:b/>
+          <w:bCs/>
+        </w:rPr>
+        <w:t>/ </w:t>
+      </w:r>
+      <w:r>
+        <w:t xml:space="preserve">– lokálna kópia knižnice </w:t>
+      </w:r>
+      <w:proofErr w:type="spellStart"/>
+      <w:r>
+        <w:t>Leaflet</w:t>
+      </w:r>
+      <w:proofErr w:type="spellEnd"/>
     </w:p>
     <w:p>
       <w:pPr>
-        <w:numPr>
-          <w:ilvl w:val="0"/>
-          <w:numId w:val="4"/>
-        </w:numPr>
-      </w:pPr>
-      <w:r>
-        <w:rPr>
-          <w:b/>
-          <w:bCs/>
-        </w:rPr>
-        <w:t>style.css </w:t>
-      </w:r>
-      <w:r>
-        <w:t xml:space="preserve">– všetky štýly aplikácie (CSS </w:t>
-      </w:r>
-      <w:proofErr w:type="spellStart"/>
-      <w:r>
-        <w:t>Custom</w:t>
-      </w:r>
-      <w:proofErr w:type="spellEnd"/>
-      <w:r>
-        <w:t xml:space="preserve"> </w:t>
-      </w:r>
-      <w:proofErr w:type="spellStart"/>
-      <w:r>
-        <w:t>Properties</w:t>
-      </w:r>
-      <w:proofErr w:type="spellEnd"/>
-      <w:r>
-        <w:t xml:space="preserve">, </w:t>
-      </w:r>
-      <w:proofErr w:type="spellStart"/>
-      <w:r>
-        <w:t>Grid</w:t>
-      </w:r>
-      <w:proofErr w:type="spellEnd"/>
-      <w:r>
-        <w:t xml:space="preserve">, </w:t>
-      </w:r>
-      <w:proofErr w:type="spellStart"/>
-      <w:r>
-        <w:t>Flexbox</w:t>
-      </w:r>
-      <w:proofErr w:type="spellEnd"/>
-      <w:r>
-        <w:t>)</w:t>
-      </w:r>
+        <w:rPr>
+          <w:b/>
+          <w:bCs/>
+        </w:rPr>
+      </w:pPr>
     </w:p>
     <w:p>
       <w:pPr>
-        <w:numPr>
-          <w:ilvl w:val="0"/>
-          <w:numId w:val="4"/>
-        </w:numPr>
-        <w:rPr>
-          <w:b/>
-          <w:bCs/>
-        </w:rPr>
-      </w:pPr>
-      <w:r>
-        <w:rPr>
-          <w:b/>
-          <w:bCs/>
-        </w:rPr>
-        <w:t>leaflet.js / leaflet.css / </w:t>
-      </w:r>
-      <w:proofErr w:type="spellStart"/>
-      <w:r>
-        <w:rPr>
-          <w:b/>
-          <w:bCs/>
-        </w:rPr>
-        <w:t>images</w:t>
-      </w:r>
-      <w:proofErr w:type="spellEnd"/>
-      <w:r>
-        <w:rPr>
-          <w:b/>
-          <w:bCs/>
-        </w:rPr>
-        <w:t>/ </w:t>
-      </w:r>
-      <w:r>
-        <w:t xml:space="preserve">– lokálna kópia knižnice </w:t>
-      </w:r>
-      <w:proofErr w:type="spellStart"/>
-      <w:r>
-        <w:t>Leaflet</w:t>
-      </w:r>
-      <w:proofErr w:type="spellEnd"/>
-      <w:r>
-        <w:t xml:space="preserve"> </w:t>
-      </w:r>
+        <w:rPr>
+          <w:b/>
+          <w:bCs/>
+        </w:rPr>
+      </w:pPr>
     </w:p>
     <w:p>
       <w:pPr>
-        <w:ind w:left="720"/>
         <w:rPr>
           <w:b/>
           <w:bCs/>
@@ -421,24 +487,8 @@
         <w:rPr>
           <w:b/>
           <w:bCs/>
-          <w:sz w:val="52"/>
-          <w:szCs w:val="52"/>
-        </w:rPr>
-      </w:pPr>
-      <w:r>
-        <w:rPr>
-          <w:b/>
-          <w:bCs/>
-        </w:rPr>
-        <w:t>3. Návrh dátovej vrstvy</w:t>
-      </w:r>
-      <w:r>
-        <w:rPr>
-          <w:b/>
-          <w:bCs/>
-        </w:rPr>
-        <w:t xml:space="preserve"> (ERD)</w:t>
-      </w:r>
+        </w:rPr>
+      </w:pPr>
     </w:p>
     <w:p>
       <w:pPr>
@@ -495,6 +545,76 @@
           <w:bCs/>
         </w:rPr>
       </w:pPr>
+      <w:r>
+        <w:rPr>
+          <w:b/>
+          <w:bCs/>
+        </w:rPr>
+        <w:lastRenderedPageBreak/>
+        <w:t>3. Návrh dátovej vrstvy</w:t>
+      </w:r>
+      <w:r>
+        <w:rPr>
+          <w:b/>
+          <w:bCs/>
+        </w:rPr>
+        <w:t xml:space="preserve"> (ERD)</w:t>
+      </w:r>
+      <w:r>
+        <w:rPr>
+          <w:b/>
+          <w:bCs/>
+          <w:noProof/>
+        </w:rPr>
+        <w:drawing>
+          <wp:inline distT="0" distB="0" distL="0" distR="0" wp14:anchorId="737A797E" wp14:editId="0835B235">
+            <wp:extent cx="5759450" cy="2990850"/>
+            <wp:effectExtent l="0" t="0" r="0" b="0"/>
+            <wp:docPr id="974377325" name="Obrázok 4"/>
+            <wp:cNvGraphicFramePr>
+              <a:graphicFrameLocks xmlns:a="http://schemas.openxmlformats.org/drawingml/2006/main" noChangeAspect="1"/>
+            </wp:cNvGraphicFramePr>
+            <a:graphic xmlns:a="http://schemas.openxmlformats.org/drawingml/2006/main">
+              <a:graphicData uri="http://schemas.openxmlformats.org/drawingml/2006/picture">
+                <pic:pic xmlns:pic="http://schemas.openxmlformats.org/drawingml/2006/picture">
+                  <pic:nvPicPr>
+                    <pic:cNvPr id="0" name="Picture 4"/>
+                    <pic:cNvPicPr>
+                      <a:picLocks noChangeAspect="1" noChangeArrowheads="1"/>
+                    </pic:cNvPicPr>
+                  </pic:nvPicPr>
+                  <pic:blipFill>
+                    <a:blip r:embed="rId6">
+                      <a:extLst>
+                        <a:ext uri="{28A0092B-C50C-407E-A947-70E740481C1C}">
+                          <a14:useLocalDpi xmlns:a14="http://schemas.microsoft.com/office/drawing/2010/main" val="0"/>
+                        </a:ext>
+                      </a:extLst>
+                    </a:blip>
+                    <a:srcRect/>
+                    <a:stretch>
+                      <a:fillRect/>
+                    </a:stretch>
+                  </pic:blipFill>
+                  <pic:spPr bwMode="auto">
+                    <a:xfrm>
+                      <a:off x="0" y="0"/>
+                      <a:ext cx="5759450" cy="2990850"/>
+                    </a:xfrm>
+                    <a:prstGeom prst="rect">
+                      <a:avLst/>
+                    </a:prstGeom>
+                    <a:noFill/>
+                    <a:ln>
+                      <a:noFill/>
+                    </a:ln>
+                  </pic:spPr>
+                </pic:pic>
+              </a:graphicData>
+            </a:graphic>
+          </wp:inline>
+        </w:drawing>
+      </w:r>
     </w:p>
     <w:p>
       <w:pPr>
@@ -511,20 +631,12 @@
           <w:bCs/>
         </w:rPr>
       </w:pPr>
-    </w:p>
-    <w:p>
-      <w:pPr>
-        <w:rPr>
-          <w:b/>
-          <w:bCs/>
-        </w:rPr>
-      </w:pPr>
-      <w:r>
-        <w:rPr>
-          <w:b/>
-          <w:bCs/>
-        </w:rPr>
-        <w:t xml:space="preserve"> </w:t>
+      <w:r>
+        <w:rPr>
+          <w:b/>
+          <w:bCs/>
+        </w:rPr>
+        <w:br w:type="page"/>
       </w:r>
     </w:p>
     <w:p>
@@ -3112,6 +3224,368 @@
           </w:p>
         </w:tc>
       </w:tr>
+      <w:tr>
+        <w:trPr>
+          <w:trHeight w:val="694"/>
+        </w:trPr>
+        <w:tc>
+          <w:tcPr>
+            <w:cnfStyle w:val="001000000000" w:firstRow="0" w:lastRow="0" w:firstColumn="1" w:lastColumn="0" w:oddVBand="0" w:evenVBand="0" w:oddHBand="0" w:evenHBand="0" w:firstRowFirstColumn="0" w:firstRowLastColumn="0" w:lastRowFirstColumn="0" w:lastRowLastColumn="0"/>
+            <w:tcW w:w="2494" w:type="dxa"/>
+            <w:vAlign w:val="center"/>
+          </w:tcPr>
+          <w:p>
+            <w:pPr>
+              <w:jc w:val="center"/>
+              <w:rPr>
+                <w:sz w:val="18"/>
+                <w:szCs w:val="18"/>
+              </w:rPr>
+            </w:pPr>
+            <w:r>
+              <w:rPr>
+                <w:sz w:val="18"/>
+                <w:szCs w:val="18"/>
+              </w:rPr>
+              <w:lastRenderedPageBreak/>
+              <w:t>POST</w:t>
+            </w:r>
+          </w:p>
+        </w:tc>
+        <w:tc>
+          <w:tcPr>
+            <w:tcW w:w="2494" w:type="dxa"/>
+            <w:vAlign w:val="center"/>
+          </w:tcPr>
+          <w:p>
+            <w:pPr>
+              <w:jc w:val="center"/>
+              <w:cnfStyle w:val="000000000000" w:firstRow="0" w:lastRow="0" w:firstColumn="0" w:lastColumn="0" w:oddVBand="0" w:evenVBand="0" w:oddHBand="0" w:evenHBand="0" w:firstRowFirstColumn="0" w:firstRowLastColumn="0" w:lastRowFirstColumn="0" w:lastRowLastColumn="0"/>
+              <w:rPr>
+                <w:b/>
+                <w:bCs/>
+                <w:sz w:val="18"/>
+                <w:szCs w:val="18"/>
+              </w:rPr>
+            </w:pPr>
+            <w:r>
+              <w:rPr>
+                <w:b/>
+                <w:bCs/>
+                <w:sz w:val="18"/>
+                <w:szCs w:val="18"/>
+              </w:rPr>
+              <w:t>/</w:t>
+            </w:r>
+            <w:proofErr w:type="spellStart"/>
+            <w:r>
+              <w:rPr>
+                <w:b/>
+                <w:bCs/>
+                <w:sz w:val="18"/>
+                <w:szCs w:val="18"/>
+              </w:rPr>
+              <w:t>api</w:t>
+            </w:r>
+            <w:proofErr w:type="spellEnd"/>
+            <w:r>
+              <w:rPr>
+                <w:b/>
+                <w:bCs/>
+                <w:sz w:val="18"/>
+                <w:szCs w:val="18"/>
+              </w:rPr>
+              <w:t>/</w:t>
+            </w:r>
+            <w:proofErr w:type="spellStart"/>
+            <w:r>
+              <w:rPr>
+                <w:b/>
+                <w:bCs/>
+                <w:sz w:val="18"/>
+                <w:szCs w:val="18"/>
+              </w:rPr>
+              <w:t>login</w:t>
+            </w:r>
+            <w:proofErr w:type="spellEnd"/>
+          </w:p>
+        </w:tc>
+        <w:tc>
+          <w:tcPr>
+            <w:tcW w:w="2494" w:type="dxa"/>
+            <w:vAlign w:val="center"/>
+          </w:tcPr>
+          <w:p>
+            <w:pPr>
+              <w:jc w:val="center"/>
+              <w:cnfStyle w:val="000000000000" w:firstRow="0" w:lastRow="0" w:firstColumn="0" w:lastColumn="0" w:oddVBand="0" w:evenVBand="0" w:oddHBand="0" w:evenHBand="0" w:firstRowFirstColumn="0" w:firstRowLastColumn="0" w:lastRowFirstColumn="0" w:lastRowLastColumn="0"/>
+              <w:rPr>
+                <w:b/>
+                <w:bCs/>
+                <w:sz w:val="18"/>
+                <w:szCs w:val="18"/>
+              </w:rPr>
+            </w:pPr>
+            <w:r>
+              <w:rPr>
+                <w:b/>
+                <w:bCs/>
+                <w:sz w:val="18"/>
+                <w:szCs w:val="18"/>
+              </w:rPr>
+              <w:t>body: {meno, heslo}</w:t>
+            </w:r>
+          </w:p>
+        </w:tc>
+        <w:tc>
+          <w:tcPr>
+            <w:tcW w:w="2494" w:type="dxa"/>
+            <w:vAlign w:val="center"/>
+          </w:tcPr>
+          <w:p>
+            <w:pPr>
+              <w:jc w:val="center"/>
+              <w:cnfStyle w:val="000000000000" w:firstRow="0" w:lastRow="0" w:firstColumn="0" w:lastColumn="0" w:oddVBand="0" w:evenVBand="0" w:oddHBand="0" w:evenHBand="0" w:firstRowFirstColumn="0" w:firstRowLastColumn="0" w:lastRowFirstColumn="0" w:lastRowLastColumn="0"/>
+              <w:rPr>
+                <w:b/>
+                <w:bCs/>
+                <w:sz w:val="18"/>
+                <w:szCs w:val="18"/>
+              </w:rPr>
+            </w:pPr>
+            <w:r>
+              <w:rPr>
+                <w:b/>
+                <w:bCs/>
+                <w:sz w:val="18"/>
+                <w:szCs w:val="18"/>
+              </w:rPr>
+              <w:t xml:space="preserve">Overí prihlasovacie údaje. Pri zhode vytvorí </w:t>
+            </w:r>
+            <w:proofErr w:type="spellStart"/>
+            <w:r>
+              <w:rPr>
+                <w:b/>
+                <w:bCs/>
+                <w:sz w:val="18"/>
+                <w:szCs w:val="18"/>
+              </w:rPr>
+              <w:t>session</w:t>
+            </w:r>
+            <w:proofErr w:type="spellEnd"/>
+            <w:r>
+              <w:rPr>
+                <w:b/>
+                <w:bCs/>
+                <w:sz w:val="18"/>
+                <w:szCs w:val="18"/>
+              </w:rPr>
+              <w:t xml:space="preserve"> a vráti { </w:t>
+            </w:r>
+            <w:proofErr w:type="spellStart"/>
+            <w:r>
+              <w:rPr>
+                <w:b/>
+                <w:bCs/>
+                <w:sz w:val="18"/>
+                <w:szCs w:val="18"/>
+              </w:rPr>
+              <w:t>ok</w:t>
+            </w:r>
+            <w:proofErr w:type="spellEnd"/>
+            <w:r>
+              <w:rPr>
+                <w:b/>
+                <w:bCs/>
+                <w:sz w:val="18"/>
+                <w:szCs w:val="18"/>
+              </w:rPr>
+              <w:t xml:space="preserve">: </w:t>
+            </w:r>
+            <w:proofErr w:type="spellStart"/>
+            <w:r>
+              <w:rPr>
+                <w:b/>
+                <w:bCs/>
+                <w:sz w:val="18"/>
+                <w:szCs w:val="18"/>
+              </w:rPr>
+              <w:t>true</w:t>
+            </w:r>
+            <w:proofErr w:type="spellEnd"/>
+            <w:r>
+              <w:rPr>
+                <w:b/>
+                <w:bCs/>
+                <w:sz w:val="18"/>
+                <w:szCs w:val="18"/>
+              </w:rPr>
+              <w:t xml:space="preserve"> }. Pri nezhode vráti 401.</w:t>
+            </w:r>
+          </w:p>
+        </w:tc>
+      </w:tr>
+      <w:tr>
+        <w:trPr>
+          <w:cnfStyle w:val="000000100000" w:firstRow="0" w:lastRow="0" w:firstColumn="0" w:lastColumn="0" w:oddVBand="0" w:evenVBand="0" w:oddHBand="1" w:evenHBand="0" w:firstRowFirstColumn="0" w:firstRowLastColumn="0" w:lastRowFirstColumn="0" w:lastRowLastColumn="0"/>
+          <w:trHeight w:val="367"/>
+        </w:trPr>
+        <w:tc>
+          <w:tcPr>
+            <w:cnfStyle w:val="001000000000" w:firstRow="0" w:lastRow="0" w:firstColumn="1" w:lastColumn="0" w:oddVBand="0" w:evenVBand="0" w:oddHBand="0" w:evenHBand="0" w:firstRowFirstColumn="0" w:firstRowLastColumn="0" w:lastRowFirstColumn="0" w:lastRowLastColumn="0"/>
+            <w:tcW w:w="2494" w:type="dxa"/>
+            <w:vAlign w:val="center"/>
+          </w:tcPr>
+          <w:p>
+            <w:pPr>
+              <w:jc w:val="center"/>
+              <w:rPr>
+                <w:sz w:val="18"/>
+                <w:szCs w:val="18"/>
+              </w:rPr>
+            </w:pPr>
+            <w:r>
+              <w:rPr>
+                <w:sz w:val="18"/>
+                <w:szCs w:val="18"/>
+              </w:rPr>
+              <w:t>POST</w:t>
+            </w:r>
+          </w:p>
+        </w:tc>
+        <w:tc>
+          <w:tcPr>
+            <w:tcW w:w="2494" w:type="dxa"/>
+            <w:vAlign w:val="center"/>
+          </w:tcPr>
+          <w:p>
+            <w:pPr>
+              <w:jc w:val="center"/>
+              <w:cnfStyle w:val="000000100000" w:firstRow="0" w:lastRow="0" w:firstColumn="0" w:lastColumn="0" w:oddVBand="0" w:evenVBand="0" w:oddHBand="1" w:evenHBand="0" w:firstRowFirstColumn="0" w:firstRowLastColumn="0" w:lastRowFirstColumn="0" w:lastRowLastColumn="0"/>
+              <w:rPr>
+                <w:b/>
+                <w:bCs/>
+                <w:sz w:val="18"/>
+                <w:szCs w:val="18"/>
+              </w:rPr>
+            </w:pPr>
+            <w:r>
+              <w:rPr>
+                <w:b/>
+                <w:bCs/>
+                <w:sz w:val="18"/>
+                <w:szCs w:val="18"/>
+              </w:rPr>
+              <w:t>/</w:t>
+            </w:r>
+            <w:proofErr w:type="spellStart"/>
+            <w:r>
+              <w:rPr>
+                <w:b/>
+                <w:bCs/>
+                <w:sz w:val="18"/>
+                <w:szCs w:val="18"/>
+              </w:rPr>
+              <w:t>api</w:t>
+            </w:r>
+            <w:proofErr w:type="spellEnd"/>
+            <w:r>
+              <w:rPr>
+                <w:b/>
+                <w:bCs/>
+                <w:sz w:val="18"/>
+                <w:szCs w:val="18"/>
+              </w:rPr>
+              <w:t>/</w:t>
+            </w:r>
+            <w:proofErr w:type="spellStart"/>
+            <w:r>
+              <w:rPr>
+                <w:b/>
+                <w:bCs/>
+                <w:sz w:val="18"/>
+                <w:szCs w:val="18"/>
+              </w:rPr>
+              <w:t>logout</w:t>
+            </w:r>
+            <w:proofErr w:type="spellEnd"/>
+          </w:p>
+        </w:tc>
+        <w:tc>
+          <w:tcPr>
+            <w:tcW w:w="2494" w:type="dxa"/>
+            <w:vAlign w:val="center"/>
+          </w:tcPr>
+          <w:p>
+            <w:pPr>
+              <w:jc w:val="center"/>
+              <w:cnfStyle w:val="000000100000" w:firstRow="0" w:lastRow="0" w:firstColumn="0" w:lastColumn="0" w:oddVBand="0" w:evenVBand="0" w:oddHBand="1" w:evenHBand="0" w:firstRowFirstColumn="0" w:firstRowLastColumn="0" w:lastRowFirstColumn="0" w:lastRowLastColumn="0"/>
+              <w:rPr>
+                <w:b/>
+                <w:bCs/>
+                <w:sz w:val="18"/>
+                <w:szCs w:val="18"/>
+              </w:rPr>
+            </w:pPr>
+            <w:r>
+              <w:rPr>
+                <w:b/>
+                <w:bCs/>
+                <w:sz w:val="18"/>
+                <w:szCs w:val="18"/>
+              </w:rPr>
+              <w:t>—</w:t>
+            </w:r>
+          </w:p>
+        </w:tc>
+        <w:tc>
+          <w:tcPr>
+            <w:tcW w:w="2494" w:type="dxa"/>
+            <w:vAlign w:val="center"/>
+          </w:tcPr>
+          <w:p>
+            <w:pPr>
+              <w:jc w:val="center"/>
+              <w:cnfStyle w:val="000000100000" w:firstRow="0" w:lastRow="0" w:firstColumn="0" w:lastColumn="0" w:oddVBand="0" w:evenVBand="0" w:oddHBand="1" w:evenHBand="0" w:firstRowFirstColumn="0" w:firstRowLastColumn="0" w:lastRowFirstColumn="0" w:lastRowLastColumn="0"/>
+              <w:rPr>
+                <w:b/>
+                <w:bCs/>
+                <w:sz w:val="18"/>
+                <w:szCs w:val="18"/>
+              </w:rPr>
+            </w:pPr>
+            <w:r>
+              <w:rPr>
+                <w:b/>
+                <w:bCs/>
+                <w:sz w:val="18"/>
+                <w:szCs w:val="18"/>
+              </w:rPr>
+              <w:t xml:space="preserve">Zruší </w:t>
+            </w:r>
+            <w:proofErr w:type="spellStart"/>
+            <w:r>
+              <w:rPr>
+                <w:b/>
+                <w:bCs/>
+                <w:sz w:val="18"/>
+                <w:szCs w:val="18"/>
+              </w:rPr>
+              <w:t>session</w:t>
+            </w:r>
+            <w:proofErr w:type="spellEnd"/>
+            <w:r>
+              <w:rPr>
+                <w:b/>
+                <w:bCs/>
+                <w:sz w:val="18"/>
+                <w:szCs w:val="18"/>
+              </w:rPr>
+              <w:t xml:space="preserve"> a odhlási admina.</w:t>
+            </w:r>
+          </w:p>
+        </w:tc>
+      </w:tr>
     </w:tbl>
     <w:p>
       <w:pPr>
@@ -3120,80 +3594,84 @@
           <w:bCs/>
         </w:rPr>
       </w:pPr>
-      <w:r>
-        <w:rPr>
-          <w:b/>
-          <w:bCs/>
-        </w:rPr>
-        <w:lastRenderedPageBreak/>
-        <w:t>5. Návrh biznis logiky a komunikačné schéma</w:t>
-      </w:r>
     </w:p>
     <w:p>
-      <w:r>
-        <w:t xml:space="preserve">Aplikácia využíva vzor MVC. </w:t>
-      </w:r>
-      <w:proofErr w:type="spellStart"/>
-      <w:r>
-        <w:t>Frontend</w:t>
-      </w:r>
-      <w:proofErr w:type="spellEnd"/>
-      <w:r>
-        <w:t xml:space="preserve"> (JavaScript) komunikuje so serverom výhradne cez REST API pomocou </w:t>
-      </w:r>
-      <w:proofErr w:type="spellStart"/>
-      <w:r>
-        <w:t>fetch</w:t>
-      </w:r>
-      <w:proofErr w:type="spellEnd"/>
-      <w:r>
-        <w:t>() s </w:t>
-      </w:r>
-      <w:proofErr w:type="spellStart"/>
-      <w:r>
-        <w:t>async</w:t>
-      </w:r>
-      <w:proofErr w:type="spellEnd"/>
-      <w:r>
-        <w:t>/</w:t>
-      </w:r>
-      <w:proofErr w:type="spellStart"/>
-      <w:r>
-        <w:t>await</w:t>
-      </w:r>
-      <w:proofErr w:type="spellEnd"/>
-      <w:r>
-        <w:t>.</w:t>
+      <w:pPr>
+        <w:rPr>
+          <w:b/>
+          <w:bCs/>
+        </w:rPr>
+      </w:pPr>
+      <w:r>
+        <w:rPr>
+          <w:b/>
+          <w:bCs/>
+        </w:rPr>
+        <w:t>5. Návrh biznis logiky a komunikačné schéma</w:t>
       </w:r>
     </w:p>
     <w:p>
-      <w:pPr>
-        <w:rPr>
-          <w:b/>
-          <w:bCs/>
-        </w:rPr>
-      </w:pPr>
-      <w:r>
-        <w:rPr>
-          <w:b/>
-          <w:bCs/>
-        </w:rPr>
-        <w:t>O</w:t>
-      </w:r>
-      <w:r>
-        <w:rPr>
-          <w:b/>
-          <w:bCs/>
-        </w:rPr>
-        <w:t>doslanie recenzie</w:t>
+      <w:r>
+        <w:t xml:space="preserve">Aplikácia využíva vzor MVC. </w:t>
+      </w:r>
+      <w:proofErr w:type="spellStart"/>
+      <w:r>
+        <w:t>Frontend</w:t>
+      </w:r>
+      <w:proofErr w:type="spellEnd"/>
+      <w:r>
+        <w:t xml:space="preserve"> (JavaScript) komunikuje so serverom výhradne cez REST API pomocou </w:t>
+      </w:r>
+      <w:proofErr w:type="spellStart"/>
+      <w:r>
+        <w:t>fetch</w:t>
+      </w:r>
+      <w:proofErr w:type="spellEnd"/>
+      <w:r>
+        <w:t>() s </w:t>
+      </w:r>
+      <w:proofErr w:type="spellStart"/>
+      <w:r>
+        <w:t>async</w:t>
+      </w:r>
+      <w:proofErr w:type="spellEnd"/>
+      <w:r>
+        <w:t>/</w:t>
+      </w:r>
+      <w:proofErr w:type="spellStart"/>
+      <w:r>
+        <w:t>await</w:t>
+      </w:r>
+      <w:proofErr w:type="spellEnd"/>
+      <w:r>
+        <w:t>.</w:t>
       </w:r>
     </w:p>
     <w:p>
       <w:pPr>
+        <w:rPr>
+          <w:b/>
+          <w:bCs/>
+        </w:rPr>
+      </w:pPr>
+      <w:r>
+        <w:rPr>
+          <w:b/>
+          <w:bCs/>
+        </w:rPr>
+        <w:t>Odoslanie recenzie</w:t>
+      </w:r>
+    </w:p>
+    <w:p>
+      <w:pPr>
         <w:numPr>
           <w:ilvl w:val="0"/>
-          <w:numId w:val="5"/>
+          <w:numId w:val="13"/>
         </w:numPr>
+        <w:rPr>
+          <w:b/>
+          <w:bCs/>
+        </w:rPr>
       </w:pPr>
       <w:proofErr w:type="spellStart"/>
       <w:r>
@@ -3209,20 +3687,10 @@
           <w:b/>
           <w:bCs/>
         </w:rPr>
-        <w:t>:</w:t>
-      </w:r>
-      <w:r>
-        <w:t> Používateľ vyplní formulár a klikne </w:t>
-      </w:r>
-      <w:r>
-        <w:rPr>
-          <w:i/>
-          <w:iCs/>
-        </w:rPr>
-        <w:t>Odoslať recenziu</w:t>
-      </w:r>
-      <w:r>
-        <w:t>. JavaScript zachytí </w:t>
+        <w:t xml:space="preserve">: </w:t>
+      </w:r>
+      <w:r>
+        <w:t xml:space="preserve">Používateľ vyplní formulár a klikne Odoslať recenziu. JavaScript zachytí </w:t>
       </w:r>
       <w:proofErr w:type="spellStart"/>
       <w:r>
@@ -3230,14 +3698,14 @@
       </w:r>
       <w:proofErr w:type="spellEnd"/>
       <w:r>
-        <w:t> event.</w:t>
+        <w:t xml:space="preserve"> event.</w:t>
       </w:r>
     </w:p>
     <w:p>
       <w:pPr>
         <w:numPr>
           <w:ilvl w:val="0"/>
-          <w:numId w:val="5"/>
+          <w:numId w:val="13"/>
         </w:numPr>
       </w:pPr>
       <w:proofErr w:type="spellStart"/>
@@ -3254,48 +3722,22 @@
           <w:b/>
           <w:bCs/>
         </w:rPr>
-        <w:t xml:space="preserve"> dát:</w:t>
-      </w:r>
-      <w:r>
-        <w:t xml:space="preserve"> Klient odošle POST s </w:t>
-      </w:r>
-      <w:r>
-        <w:t>dátami</w:t>
-      </w:r>
-      <w:r>
-        <w:t xml:space="preserve"> </w:t>
-      </w:r>
-      <w:r>
-        <w:t>(</w:t>
-      </w:r>
-      <w:r>
-        <w:t>autor, text, hodnotenie</w:t>
-      </w:r>
-      <w:r>
-        <w:t>)</w:t>
-      </w:r>
-      <w:r>
-        <w:t>. Server doplní aktuálny dátum a</w:t>
-      </w:r>
-      <w:r>
-        <w:t xml:space="preserve"> ID </w:t>
-      </w:r>
-      <w:r>
-        <w:t>umyvár</w:t>
-      </w:r>
-      <w:r>
-        <w:t>ne</w:t>
-      </w:r>
-      <w:r>
-        <w:t> z URL parametra.</w:t>
+        <w:t xml:space="preserve"> dát: </w:t>
+      </w:r>
+      <w:r>
+        <w:t>Klient odošle POST s dátami (autor, text, hodnotenie). Server doplní aktuálny dátum a ID umyvárne z URL parametra.</w:t>
       </w:r>
     </w:p>
     <w:p>
       <w:pPr>
         <w:numPr>
           <w:ilvl w:val="0"/>
-          <w:numId w:val="5"/>
+          <w:numId w:val="13"/>
         </w:numPr>
+        <w:rPr>
+          <w:b/>
+          <w:bCs/>
+        </w:rPr>
       </w:pPr>
       <w:proofErr w:type="spellStart"/>
       <w:r>
@@ -3311,34 +3753,17 @@
           <w:b/>
           <w:bCs/>
         </w:rPr>
-        <w:t>:</w:t>
-      </w:r>
-      <w:r>
-        <w:t> </w:t>
-      </w:r>
-      <w:r>
-        <w:rPr>
-          <w:color w:val="EE0000"/>
-          <w:sz w:val="48"/>
-          <w:szCs w:val="48"/>
-        </w:rPr>
-        <w:t>better-sqlite3</w:t>
-      </w:r>
-      <w:r>
-        <w:rPr>
-          <w:color w:val="EE0000"/>
-        </w:rPr>
-        <w:t xml:space="preserve"> </w:t>
-      </w:r>
-      <w:r>
-        <w:t>zapíše riadok do tabuľky recenzie.</w:t>
+        <w:t xml:space="preserve">: </w:t>
+      </w:r>
+      <w:r>
+        <w:t>better-sqlite3 zapíše riadok do tabuľky recenzie.</w:t>
       </w:r>
     </w:p>
     <w:p>
       <w:pPr>
         <w:numPr>
           <w:ilvl w:val="0"/>
-          <w:numId w:val="5"/>
+          <w:numId w:val="13"/>
         </w:numPr>
       </w:pPr>
       <w:proofErr w:type="spellStart"/>
@@ -3355,10 +3780,10 @@
           <w:b/>
           <w:bCs/>
         </w:rPr>
-        <w:t>:</w:t>
-      </w:r>
-      <w:r>
-        <w:t> Server vráti </w:t>
+        <w:t xml:space="preserve">: </w:t>
+      </w:r>
+      <w:r>
+        <w:t>Server vráti </w:t>
       </w:r>
       <w:proofErr w:type="spellStart"/>
       <w:r>
@@ -3366,10 +3791,7 @@
       </w:r>
       <w:proofErr w:type="spellEnd"/>
       <w:r>
-        <w:t xml:space="preserve"> hodnotu</w:t>
-      </w:r>
-      <w:r>
-        <w:t>. Klient zavolá GET a znovu vykreslí zoznam recenzií.</w:t>
+        <w:t xml:space="preserve"> hodnotu. Klient zavolá GET a znovu vykreslí zoznam recenzií.</w:t>
       </w:r>
     </w:p>
     <w:p>
@@ -3385,14 +3807,7 @@
           <w:b/>
           <w:bCs/>
         </w:rPr>
-        <w:t>Wo</w:t>
-      </w:r>
-      <w:r>
-        <w:rPr>
-          <w:b/>
-          <w:bCs/>
-        </w:rPr>
-        <w:t>rkflow</w:t>
+        <w:t>Workflow</w:t>
       </w:r>
       <w:proofErr w:type="spellEnd"/>
       <w:r>
@@ -3407,97 +3822,44 @@
       <w:pPr>
         <w:numPr>
           <w:ilvl w:val="0"/>
-          <w:numId w:val="6"/>
+          <w:numId w:val="14"/>
         </w:numPr>
       </w:pPr>
       <w:r>
-        <w:t>Používateľ nahlási problém → POST → uloží sa so stavom nov</w:t>
-      </w:r>
-      <w:r>
-        <w:t>ý.</w:t>
+        <w:t>Používateľ nahlási problém &gt; POST &gt; uloží sa so stavom nový.</w:t>
       </w:r>
     </w:p>
     <w:p>
       <w:pPr>
         <w:numPr>
           <w:ilvl w:val="0"/>
-          <w:numId w:val="6"/>
+          <w:numId w:val="14"/>
         </w:numPr>
       </w:pPr>
       <w:r>
-        <w:t>Admin klikne </w:t>
-      </w:r>
-      <w:r>
-        <w:rPr>
-          <w:i/>
-          <w:iCs/>
-        </w:rPr>
-        <w:t>Viem o nej</w:t>
-      </w:r>
-      <w:r>
-        <w:t> → PATCH</w:t>
-      </w:r>
-      <w:r>
-        <w:t xml:space="preserve"> </w:t>
-      </w:r>
-      <w:r>
-        <w:t>→ stav sa zmení na viem</w:t>
-      </w:r>
-      <w:r>
-        <w:t>.</w:t>
+        <w:t>Admin klikne Viem o nej &gt; PATCH &gt; stav sa zmení na viem.</w:t>
       </w:r>
     </w:p>
     <w:p>
       <w:pPr>
         <w:numPr>
           <w:ilvl w:val="0"/>
-          <w:numId w:val="6"/>
+          <w:numId w:val="14"/>
         </w:numPr>
       </w:pPr>
       <w:r>
-        <w:t>Na detail stránke umyvárne sa automaticky zobrazí červené varovanie (</w:t>
-      </w:r>
-      <w:r>
-        <w:rPr>
-          <w:rFonts w:ascii="Segoe UI Emoji" w:hAnsi="Segoe UI Emoji" w:cs="Segoe UI Emoji"/>
-        </w:rPr>
-        <w:t>⚠️</w:t>
-      </w:r>
-      <w:r>
-        <w:t>)</w:t>
-      </w:r>
-      <w:r>
-        <w:t xml:space="preserve">. </w:t>
-      </w:r>
-      <w:r>
-        <w:t>GET vracia záznamy so stavom viem</w:t>
-      </w:r>
-      <w:r>
-        <w:t>.</w:t>
+        <w:t>Na detail stránke umyvárne sa automaticky zobrazí červené varovanie. GET vracia záznamy so stavom viem.</w:t>
       </w:r>
     </w:p>
     <w:p>
       <w:pPr>
         <w:numPr>
           <w:ilvl w:val="0"/>
-          <w:numId w:val="6"/>
+          <w:numId w:val="14"/>
         </w:numPr>
       </w:pPr>
       <w:r>
-        <w:t>Admin klikne </w:t>
-      </w:r>
-      <w:r>
-        <w:rPr>
-          <w:i/>
-          <w:iCs/>
-        </w:rPr>
-        <w:t>Opravené</w:t>
-      </w:r>
-      <w:r>
-        <w:t> → PATCH → záznam sa vymaže z DB, varovanie zmizne</w:t>
-      </w:r>
-      <w:r>
-        <w:t>.</w:t>
+        <w:t>Admin klikne Opravené &gt; PATCH &gt; záznam sa vymaže z DB, varovanie zmizne.</w:t>
       </w:r>
     </w:p>
     <w:p>
@@ -3507,6 +3869,100 @@
           <w:bCs/>
         </w:rPr>
       </w:pPr>
+      <w:r>
+        <w:rPr>
+          <w:b/>
+          <w:bCs/>
+        </w:rPr>
+        <w:t>Prihlásenie admina</w:t>
+      </w:r>
+    </w:p>
+    <w:p>
+      <w:pPr>
+        <w:numPr>
+          <w:ilvl w:val="0"/>
+          <w:numId w:val="15"/>
+        </w:numPr>
+      </w:pPr>
+      <w:r>
+        <w:t>Admin otvorí login.html, vyplní meno a heslo a klikne Prihlásiť sa.</w:t>
+      </w:r>
+    </w:p>
+    <w:p>
+      <w:pPr>
+        <w:numPr>
+          <w:ilvl w:val="0"/>
+          <w:numId w:val="15"/>
+        </w:numPr>
+      </w:pPr>
+      <w:r>
+        <w:t>Klient odošle POST s údajmi.</w:t>
+      </w:r>
+    </w:p>
+    <w:p>
+      <w:pPr>
+        <w:numPr>
+          <w:ilvl w:val="0"/>
+          <w:numId w:val="15"/>
+        </w:numPr>
+      </w:pPr>
+      <w:r>
+        <w:t xml:space="preserve">Server overí údaje oproti </w:t>
+      </w:r>
+      <w:r>
+        <w:t>(</w:t>
+      </w:r>
+      <w:proofErr w:type="spellStart"/>
+      <w:r>
+        <w:t>hardcoded</w:t>
+      </w:r>
+      <w:proofErr w:type="spellEnd"/>
+      <w:r>
+        <w:t>)</w:t>
+      </w:r>
+      <w:r>
+        <w:t xml:space="preserve"> hodnotám v server.js.</w:t>
+      </w:r>
+    </w:p>
+    <w:p>
+      <w:pPr>
+        <w:numPr>
+          <w:ilvl w:val="0"/>
+          <w:numId w:val="15"/>
+        </w:numPr>
+      </w:pPr>
+      <w:r>
+        <w:t xml:space="preserve">Pri zhode </w:t>
+      </w:r>
+      <w:r>
+        <w:t>k</w:t>
+      </w:r>
+      <w:r>
+        <w:t>lient</w:t>
+      </w:r>
+      <w:r>
+        <w:t>a</w:t>
+      </w:r>
+      <w:r>
+        <w:t xml:space="preserve"> presmeruje na admin.html.</w:t>
+      </w:r>
+    </w:p>
+    <w:p>
+      <w:pPr>
+        <w:numPr>
+          <w:ilvl w:val="0"/>
+          <w:numId w:val="15"/>
+        </w:numPr>
+      </w:pPr>
+      <w:r>
+        <w:t>Pri nezhode server klient</w:t>
+      </w:r>
+      <w:r>
+        <w:t>ovi</w:t>
+      </w:r>
+      <w:r>
+        <w:t xml:space="preserve"> zobrazí chybovú hlášku.</w:t>
+      </w:r>
     </w:p>
     <w:p>
       <w:pPr>
@@ -3658,6 +4114,7 @@
           <w:b/>
           <w:bCs/>
         </w:rPr>
+        <w:lastRenderedPageBreak/>
         <w:t>CSS-</w:t>
       </w:r>
       <w:proofErr w:type="spellStart"/>
@@ -3819,6 +4276,25 @@
       </w:r>
       <w:r>
         <w:t>pre konzistentné sfarbenie interaktívnych prvkov naprieč celou aplikáciou.</w:t>
+      </w:r>
+    </w:p>
+    <w:p>
+      <w:pPr>
+        <w:pStyle w:val="Odsekzoznamu"/>
+        <w:numPr>
+          <w:ilvl w:val="0"/>
+          <w:numId w:val="7"/>
+        </w:numPr>
+      </w:pPr>
+      <w:r>
+        <w:rPr>
+          <w:b/>
+          <w:bCs/>
+        </w:rPr>
+        <w:t>Prihlasovacia stránka:</w:t>
+      </w:r>
+      <w:r>
+        <w:t xml:space="preserve"> Formulár s poľami meno a heslo, chybová hláška pri nesprávnych údajoch, prístup chránený na strane servera.</w:t>
       </w:r>
     </w:p>
     <w:p/>
@@ -3835,6 +4311,381 @@
 <file path=word/numbering.xml><?xml version="1.0" encoding="utf-8"?>
 <w:numbering xmlns:wpc="http://schemas.microsoft.com/office/word/2010/wordprocessingCanvas" xmlns:cx="http://schemas.microsoft.com/office/drawing/2014/chartex" xmlns:cx1="http://schemas.microsoft.com/office/drawing/2015/9/8/chartex" xmlns:cx2="http://schemas.microsoft.com/office/drawing/2015/10/21/chartex" xmlns:cx3="http://schemas.microsoft.com/office/drawing/2016/5/9/chartex" xmlns:cx4="http://schemas.microsoft.com/office/drawing/2016/5/10/chartex" xmlns:cx5="http://schemas.microsoft.com/office/drawing/2016/5/11/chartex" xmlns:cx6="http://schemas.microsoft.com/office/drawing/2016/5/12/chartex" xmlns:cx7="http://schemas.microsoft.com/office/drawing/2016/5/13/chartex" xmlns:cx8="http://schemas.microsoft.com/office/drawing/2016/5/14/chartex" xmlns:mc="http://schemas.openxmlformats.org/markup-compatibility/2006" xmlns:aink="http://schemas.microsoft.com/office/drawing/2016/ink" xmlns:am3d="http://schemas.microsoft.com/office/drawing/2017/model3d" xmlns:o="urn:schemas-microsoft-com:office:office" xmlns:oel="http://schemas.microsoft.com/office/2019/extlst" xmlns:r="http://schemas.openxmlformats.org/officeDocument/2006/relationships" xmlns:m="http://schemas.openxmlformats.org/officeDocument/2006/math" xmlns:v="urn:schemas-microsoft-com:vml" xmlns:wp14="http://schemas.microsoft.com/office/word/2010/wordprocessingDrawing" xmlns:wp="http://schemas.openxmlformats.org/drawingml/2006/wordprocessingDrawing" xmlns:w10="urn:schemas-microsoft-com:office:word" xmlns:w="http://schemas.openxmlformats.org/wordprocessingml/2006/main" xmlns:w14="http://schemas.microsoft.com/office/word/2010/wordml" xmlns:w15="http://schemas.microsoft.com/office/word/2012/wordml" xmlns:w16cex="http://schemas.microsoft.com/office/word/2018/wordml/cex" xmlns:w16cid="http://schemas.microsoft.com/office/word/2016/wordml/cid" xmlns:w16="http://schemas.microsoft.com/office/word/2018/wordml" xmlns:w16du="http://schemas.microsoft.com/office/word/2023/wordml/word16du" xmlns:w16sdtdh="http://schemas.microsoft.com/office/word/2020/wordml/sdtdatahash" xmlns:w16sdtfl="http://schemas.microsoft.com/office/word/2024/wordml/sdtformatlock" xmlns:w16se="http://schemas.microsoft.com/office/word/2015/wordml/symex" xmlns:wpg="http://schemas.microsoft.com/office/word/2010/wordprocessingGroup" xmlns:wpi="http://schemas.microsoft.com/office/word/2010/wordprocessingInk" xmlns:wne="http://schemas.microsoft.com/office/word/2006/wordml" xmlns:wps="http://schemas.microsoft.com/office/word/2010/wordprocessingShape" mc:Ignorable="w14 w15 w16se w16cid w16 w16cex w16sdtdh w16sdtfl w16du wp14">
   <w:abstractNum w:abstractNumId="0" w15:restartNumberingAfterBreak="0">
+    <w:nsid w:val="1040153B"/>
+    <w:multiLevelType w:val="multilevel"/>
+    <w:tmpl w:val="7130D5F4"/>
+    <w:lvl w:ilvl="0">
+      <w:start w:val="2"/>
+      <w:numFmt w:val="decimal"/>
+      <w:lvlText w:val="%1."/>
+      <w:lvlJc w:val="left"/>
+      <w:pPr>
+        <w:tabs>
+          <w:tab w:val="num" w:pos="720"/>
+        </w:tabs>
+        <w:ind w:left="720" w:hanging="360"/>
+      </w:pPr>
+    </w:lvl>
+    <w:lvl w:ilvl="1" w:tentative="1">
+      <w:start w:val="1"/>
+      <w:numFmt w:val="decimal"/>
+      <w:lvlText w:val="%2."/>
+      <w:lvlJc w:val="left"/>
+      <w:pPr>
+        <w:tabs>
+          <w:tab w:val="num" w:pos="1440"/>
+        </w:tabs>
+        <w:ind w:left="1440" w:hanging="360"/>
+      </w:pPr>
+    </w:lvl>
+    <w:lvl w:ilvl="2" w:tentative="1">
+      <w:start w:val="1"/>
+      <w:numFmt w:val="decimal"/>
+      <w:lvlText w:val="%3."/>
+      <w:lvlJc w:val="left"/>
+      <w:pPr>
+        <w:tabs>
+          <w:tab w:val="num" w:pos="2160"/>
+        </w:tabs>
+        <w:ind w:left="2160" w:hanging="360"/>
+      </w:pPr>
+    </w:lvl>
+    <w:lvl w:ilvl="3" w:tentative="1">
+      <w:start w:val="1"/>
+      <w:numFmt w:val="decimal"/>
+      <w:lvlText w:val="%4."/>
+      <w:lvlJc w:val="left"/>
+      <w:pPr>
+        <w:tabs>
+          <w:tab w:val="num" w:pos="2880"/>
+        </w:tabs>
+        <w:ind w:left="2880" w:hanging="360"/>
+      </w:pPr>
+    </w:lvl>
+    <w:lvl w:ilvl="4" w:tentative="1">
+      <w:start w:val="1"/>
+      <w:numFmt w:val="decimal"/>
+      <w:lvlText w:val="%5."/>
+      <w:lvlJc w:val="left"/>
+      <w:pPr>
+        <w:tabs>
+          <w:tab w:val="num" w:pos="3600"/>
+        </w:tabs>
+        <w:ind w:left="3600" w:hanging="360"/>
+      </w:pPr>
+    </w:lvl>
+    <w:lvl w:ilvl="5" w:tentative="1">
+      <w:start w:val="1"/>
+      <w:numFmt w:val="decimal"/>
+      <w:lvlText w:val="%6."/>
+      <w:lvlJc w:val="left"/>
+      <w:pPr>
+        <w:tabs>
+          <w:tab w:val="num" w:pos="4320"/>
+        </w:tabs>
+        <w:ind w:left="4320" w:hanging="360"/>
+      </w:pPr>
+    </w:lvl>
+    <w:lvl w:ilvl="6" w:tentative="1">
+      <w:start w:val="1"/>
+      <w:numFmt w:val="decimal"/>
+      <w:lvlText w:val="%7."/>
+      <w:lvlJc w:val="left"/>
+      <w:pPr>
+        <w:tabs>
+          <w:tab w:val="num" w:pos="5040"/>
+        </w:tabs>
+        <w:ind w:left="5040" w:hanging="360"/>
+      </w:pPr>
+    </w:lvl>
+    <w:lvl w:ilvl="7" w:tentative="1">
+      <w:start w:val="1"/>
+      <w:numFmt w:val="decimal"/>
+      <w:lvlText w:val="%8."/>
+      <w:lvlJc w:val="left"/>
+      <w:pPr>
+        <w:tabs>
+          <w:tab w:val="num" w:pos="5760"/>
+        </w:tabs>
+        <w:ind w:left="5760" w:hanging="360"/>
+      </w:pPr>
+    </w:lvl>
+    <w:lvl w:ilvl="8" w:tentative="1">
+      <w:start w:val="1"/>
+      <w:numFmt w:val="decimal"/>
+      <w:lvlText w:val="%9."/>
+      <w:lvlJc w:val="left"/>
+      <w:pPr>
+        <w:tabs>
+          <w:tab w:val="num" w:pos="6480"/>
+        </w:tabs>
+        <w:ind w:left="6480" w:hanging="360"/>
+      </w:pPr>
+    </w:lvl>
+  </w:abstractNum>
+  <w:abstractNum w:abstractNumId="1" w15:restartNumberingAfterBreak="0">
+    <w:nsid w:val="1A7A68B5"/>
+    <w:multiLevelType w:val="multilevel"/>
+    <w:tmpl w:val="7E425100"/>
+    <w:lvl w:ilvl="0">
+      <w:start w:val="1"/>
+      <w:numFmt w:val="bullet"/>
+      <w:lvlText w:val=""/>
+      <w:lvlJc w:val="left"/>
+      <w:pPr>
+        <w:tabs>
+          <w:tab w:val="num" w:pos="720"/>
+        </w:tabs>
+        <w:ind w:left="720" w:hanging="360"/>
+      </w:pPr>
+      <w:rPr>
+        <w:rFonts w:ascii="Symbol" w:hAnsi="Symbol" w:hint="default"/>
+        <w:sz w:val="20"/>
+      </w:rPr>
+    </w:lvl>
+    <w:lvl w:ilvl="1" w:tentative="1">
+      <w:start w:val="1"/>
+      <w:numFmt w:val="bullet"/>
+      <w:lvlText w:val=""/>
+      <w:lvlJc w:val="left"/>
+      <w:pPr>
+        <w:tabs>
+          <w:tab w:val="num" w:pos="1440"/>
+        </w:tabs>
+        <w:ind w:left="1440" w:hanging="360"/>
+      </w:pPr>
+      <w:rPr>
+        <w:rFonts w:ascii="Symbol" w:hAnsi="Symbol" w:hint="default"/>
+        <w:sz w:val="20"/>
+      </w:rPr>
+    </w:lvl>
+    <w:lvl w:ilvl="2" w:tentative="1">
+      <w:start w:val="1"/>
+      <w:numFmt w:val="bullet"/>
+      <w:lvlText w:val=""/>
+      <w:lvlJc w:val="left"/>
+      <w:pPr>
+        <w:tabs>
+          <w:tab w:val="num" w:pos="2160"/>
+        </w:tabs>
+        <w:ind w:left="2160" w:hanging="360"/>
+      </w:pPr>
+      <w:rPr>
+        <w:rFonts w:ascii="Symbol" w:hAnsi="Symbol" w:hint="default"/>
+        <w:sz w:val="20"/>
+      </w:rPr>
+    </w:lvl>
+    <w:lvl w:ilvl="3" w:tentative="1">
+      <w:start w:val="1"/>
+      <w:numFmt w:val="bullet"/>
+      <w:lvlText w:val=""/>
+      <w:lvlJc w:val="left"/>
+      <w:pPr>
+        <w:tabs>
+          <w:tab w:val="num" w:pos="2880"/>
+        </w:tabs>
+        <w:ind w:left="2880" w:hanging="360"/>
+      </w:pPr>
+      <w:rPr>
+        <w:rFonts w:ascii="Symbol" w:hAnsi="Symbol" w:hint="default"/>
+        <w:sz w:val="20"/>
+      </w:rPr>
+    </w:lvl>
+    <w:lvl w:ilvl="4" w:tentative="1">
+      <w:start w:val="1"/>
+      <w:numFmt w:val="bullet"/>
+      <w:lvlText w:val=""/>
+      <w:lvlJc w:val="left"/>
+      <w:pPr>
+        <w:tabs>
+          <w:tab w:val="num" w:pos="3600"/>
+        </w:tabs>
+        <w:ind w:left="3600" w:hanging="360"/>
+      </w:pPr>
+      <w:rPr>
+        <w:rFonts w:ascii="Symbol" w:hAnsi="Symbol" w:hint="default"/>
+        <w:sz w:val="20"/>
+      </w:rPr>
+    </w:lvl>
+    <w:lvl w:ilvl="5" w:tentative="1">
+      <w:start w:val="1"/>
+      <w:numFmt w:val="bullet"/>
+      <w:lvlText w:val=""/>
+      <w:lvlJc w:val="left"/>
+      <w:pPr>
+        <w:tabs>
+          <w:tab w:val="num" w:pos="4320"/>
+        </w:tabs>
+        <w:ind w:left="4320" w:hanging="360"/>
+      </w:pPr>
+      <w:rPr>
+        <w:rFonts w:ascii="Symbol" w:hAnsi="Symbol" w:hint="default"/>
+        <w:sz w:val="20"/>
+      </w:rPr>
+    </w:lvl>
+    <w:lvl w:ilvl="6" w:tentative="1">
+      <w:start w:val="1"/>
+      <w:numFmt w:val="bullet"/>
+      <w:lvlText w:val=""/>
+      <w:lvlJc w:val="left"/>
+      <w:pPr>
+        <w:tabs>
+          <w:tab w:val="num" w:pos="5040"/>
+        </w:tabs>
+        <w:ind w:left="5040" w:hanging="360"/>
+      </w:pPr>
+      <w:rPr>
+        <w:rFonts w:ascii="Symbol" w:hAnsi="Symbol" w:hint="default"/>
+        <w:sz w:val="20"/>
+      </w:rPr>
+    </w:lvl>
+    <w:lvl w:ilvl="7" w:tentative="1">
+      <w:start w:val="1"/>
+      <w:numFmt w:val="bullet"/>
+      <w:lvlText w:val=""/>
+      <w:lvlJc w:val="left"/>
+      <w:pPr>
+        <w:tabs>
+          <w:tab w:val="num" w:pos="5760"/>
+        </w:tabs>
+        <w:ind w:left="5760" w:hanging="360"/>
+      </w:pPr>
+      <w:rPr>
+        <w:rFonts w:ascii="Symbol" w:hAnsi="Symbol" w:hint="default"/>
+        <w:sz w:val="20"/>
+      </w:rPr>
+    </w:lvl>
+    <w:lvl w:ilvl="8" w:tentative="1">
+      <w:start w:val="1"/>
+      <w:numFmt w:val="bullet"/>
+      <w:lvlText w:val=""/>
+      <w:lvlJc w:val="left"/>
+      <w:pPr>
+        <w:tabs>
+          <w:tab w:val="num" w:pos="6480"/>
+        </w:tabs>
+        <w:ind w:left="6480" w:hanging="360"/>
+      </w:pPr>
+      <w:rPr>
+        <w:rFonts w:ascii="Symbol" w:hAnsi="Symbol" w:hint="default"/>
+        <w:sz w:val="20"/>
+      </w:rPr>
+    </w:lvl>
+  </w:abstractNum>
+  <w:abstractNum w:abstractNumId="2" w15:restartNumberingAfterBreak="0">
+    <w:nsid w:val="1A9032B8"/>
+    <w:multiLevelType w:val="multilevel"/>
+    <w:tmpl w:val="D988E574"/>
+    <w:lvl w:ilvl="0">
+      <w:start w:val="1"/>
+      <w:numFmt w:val="decimal"/>
+      <w:lvlText w:val="%1."/>
+      <w:lvlJc w:val="left"/>
+      <w:pPr>
+        <w:tabs>
+          <w:tab w:val="num" w:pos="720"/>
+        </w:tabs>
+        <w:ind w:left="720" w:hanging="360"/>
+      </w:pPr>
+    </w:lvl>
+    <w:lvl w:ilvl="1" w:tentative="1">
+      <w:start w:val="1"/>
+      <w:numFmt w:val="decimal"/>
+      <w:lvlText w:val="%2."/>
+      <w:lvlJc w:val="left"/>
+      <w:pPr>
+        <w:tabs>
+          <w:tab w:val="num" w:pos="1440"/>
+        </w:tabs>
+        <w:ind w:left="1440" w:hanging="360"/>
+      </w:pPr>
+    </w:lvl>
+    <w:lvl w:ilvl="2" w:tentative="1">
+      <w:start w:val="1"/>
+      <w:numFmt w:val="decimal"/>
+      <w:lvlText w:val="%3."/>
+      <w:lvlJc w:val="left"/>
+      <w:pPr>
+        <w:tabs>
+          <w:tab w:val="num" w:pos="2160"/>
+        </w:tabs>
+        <w:ind w:left="2160" w:hanging="360"/>
+      </w:pPr>
+    </w:lvl>
+    <w:lvl w:ilvl="3" w:tentative="1">
+      <w:start w:val="1"/>
+      <w:numFmt w:val="decimal"/>
+      <w:lvlText w:val="%4."/>
+      <w:lvlJc w:val="left"/>
+      <w:pPr>
+        <w:tabs>
+          <w:tab w:val="num" w:pos="2880"/>
+        </w:tabs>
+        <w:ind w:left="2880" w:hanging="360"/>
+      </w:pPr>
+    </w:lvl>
+    <w:lvl w:ilvl="4" w:tentative="1">
+      <w:start w:val="1"/>
+      <w:numFmt w:val="decimal"/>
+      <w:lvlText w:val="%5."/>
+      <w:lvlJc w:val="left"/>
+      <w:pPr>
+        <w:tabs>
+          <w:tab w:val="num" w:pos="3600"/>
+        </w:tabs>
+        <w:ind w:left="3600" w:hanging="360"/>
+      </w:pPr>
+    </w:lvl>
+    <w:lvl w:ilvl="5" w:tentative="1">
+      <w:start w:val="1"/>
+      <w:numFmt w:val="decimal"/>
+      <w:lvlText w:val="%6."/>
+      <w:lvlJc w:val="left"/>
+      <w:pPr>
+        <w:tabs>
+          <w:tab w:val="num" w:pos="4320"/>
+        </w:tabs>
+        <w:ind w:left="4320" w:hanging="360"/>
+      </w:pPr>
+    </w:lvl>
+    <w:lvl w:ilvl="6" w:tentative="1">
+      <w:start w:val="1"/>
+      <w:numFmt w:val="decimal"/>
+      <w:lvlText w:val="%7."/>
+      <w:lvlJc w:val="left"/>
+      <w:pPr>
+        <w:tabs>
+          <w:tab w:val="num" w:pos="5040"/>
+        </w:tabs>
+        <w:ind w:left="5040" w:hanging="360"/>
+      </w:pPr>
+    </w:lvl>
+    <w:lvl w:ilvl="7" w:tentative="1">
+      <w:start w:val="1"/>
+      <w:numFmt w:val="decimal"/>
+      <w:lvlText w:val="%8."/>
+      <w:lvlJc w:val="left"/>
+      <w:pPr>
+        <w:tabs>
+          <w:tab w:val="num" w:pos="5760"/>
+        </w:tabs>
+        <w:ind w:left="5760" w:hanging="360"/>
+      </w:pPr>
+    </w:lvl>
+    <w:lvl w:ilvl="8" w:tentative="1">
+      <w:start w:val="1"/>
+      <w:numFmt w:val="decimal"/>
+      <w:lvlText w:val="%9."/>
+      <w:lvlJc w:val="left"/>
+      <w:pPr>
+        <w:tabs>
+          <w:tab w:val="num" w:pos="6480"/>
+        </w:tabs>
+        <w:ind w:left="6480" w:hanging="360"/>
+      </w:pPr>
+    </w:lvl>
+  </w:abstractNum>
+  <w:abstractNum w:abstractNumId="3" w15:restartNumberingAfterBreak="0">
     <w:nsid w:val="1F652DF1"/>
     <w:multiLevelType w:val="multilevel"/>
     <w:tmpl w:val="64A818D6"/>
@@ -3947,7 +4798,120 @@
       </w:pPr>
     </w:lvl>
   </w:abstractNum>
-  <w:abstractNum w:abstractNumId="1" w15:restartNumberingAfterBreak="0">
+  <w:abstractNum w:abstractNumId="4" w15:restartNumberingAfterBreak="0">
+    <w:nsid w:val="26024323"/>
+    <w:multiLevelType w:val="multilevel"/>
+    <w:tmpl w:val="A2FE9264"/>
+    <w:lvl w:ilvl="0">
+      <w:start w:val="5"/>
+      <w:numFmt w:val="decimal"/>
+      <w:lvlText w:val="%1."/>
+      <w:lvlJc w:val="left"/>
+      <w:pPr>
+        <w:tabs>
+          <w:tab w:val="num" w:pos="720"/>
+        </w:tabs>
+        <w:ind w:left="720" w:hanging="360"/>
+      </w:pPr>
+    </w:lvl>
+    <w:lvl w:ilvl="1" w:tentative="1">
+      <w:start w:val="1"/>
+      <w:numFmt w:val="decimal"/>
+      <w:lvlText w:val="%2."/>
+      <w:lvlJc w:val="left"/>
+      <w:pPr>
+        <w:tabs>
+          <w:tab w:val="num" w:pos="1440"/>
+        </w:tabs>
+        <w:ind w:left="1440" w:hanging="360"/>
+      </w:pPr>
+    </w:lvl>
+    <w:lvl w:ilvl="2" w:tentative="1">
+      <w:start w:val="1"/>
+      <w:numFmt w:val="decimal"/>
+      <w:lvlText w:val="%3."/>
+      <w:lvlJc w:val="left"/>
+      <w:pPr>
+        <w:tabs>
+          <w:tab w:val="num" w:pos="2160"/>
+        </w:tabs>
+        <w:ind w:left="2160" w:hanging="360"/>
+      </w:pPr>
+    </w:lvl>
+    <w:lvl w:ilvl="3" w:tentative="1">
+      <w:start w:val="1"/>
+      <w:numFmt w:val="decimal"/>
+      <w:lvlText w:val="%4."/>
+      <w:lvlJc w:val="left"/>
+      <w:pPr>
+        <w:tabs>
+          <w:tab w:val="num" w:pos="2880"/>
+        </w:tabs>
+        <w:ind w:left="2880" w:hanging="360"/>
+      </w:pPr>
+    </w:lvl>
+    <w:lvl w:ilvl="4" w:tentative="1">
+      <w:start w:val="1"/>
+      <w:numFmt w:val="decimal"/>
+      <w:lvlText w:val="%5."/>
+      <w:lvlJc w:val="left"/>
+      <w:pPr>
+        <w:tabs>
+          <w:tab w:val="num" w:pos="3600"/>
+        </w:tabs>
+        <w:ind w:left="3600" w:hanging="360"/>
+      </w:pPr>
+    </w:lvl>
+    <w:lvl w:ilvl="5" w:tentative="1">
+      <w:start w:val="1"/>
+      <w:numFmt w:val="decimal"/>
+      <w:lvlText w:val="%6."/>
+      <w:lvlJc w:val="left"/>
+      <w:pPr>
+        <w:tabs>
+          <w:tab w:val="num" w:pos="4320"/>
+        </w:tabs>
+        <w:ind w:left="4320" w:hanging="360"/>
+      </w:pPr>
+    </w:lvl>
+    <w:lvl w:ilvl="6" w:tentative="1">
+      <w:start w:val="1"/>
+      <w:numFmt w:val="decimal"/>
+      <w:lvlText w:val="%7."/>
+      <w:lvlJc w:val="left"/>
+      <w:pPr>
+        <w:tabs>
+          <w:tab w:val="num" w:pos="5040"/>
+        </w:tabs>
+        <w:ind w:left="5040" w:hanging="360"/>
+      </w:pPr>
+    </w:lvl>
+    <w:lvl w:ilvl="7" w:tentative="1">
+      <w:start w:val="1"/>
+      <w:numFmt w:val="decimal"/>
+      <w:lvlText w:val="%8."/>
+      <w:lvlJc w:val="left"/>
+      <w:pPr>
+        <w:tabs>
+          <w:tab w:val="num" w:pos="5760"/>
+        </w:tabs>
+        <w:ind w:left="5760" w:hanging="360"/>
+      </w:pPr>
+    </w:lvl>
+    <w:lvl w:ilvl="8" w:tentative="1">
+      <w:start w:val="1"/>
+      <w:numFmt w:val="decimal"/>
+      <w:lvlText w:val="%9."/>
+      <w:lvlJc w:val="left"/>
+      <w:pPr>
+        <w:tabs>
+          <w:tab w:val="num" w:pos="6480"/>
+        </w:tabs>
+        <w:ind w:left="6480" w:hanging="360"/>
+      </w:pPr>
+    </w:lvl>
+  </w:abstractNum>
+  <w:abstractNum w:abstractNumId="5" w15:restartNumberingAfterBreak="0">
     <w:nsid w:val="299F7713"/>
     <w:multiLevelType w:val="multilevel"/>
     <w:tmpl w:val="EF04355E"/>
@@ -4060,7 +5024,7 @@
       </w:pPr>
     </w:lvl>
   </w:abstractNum>
-  <w:abstractNum w:abstractNumId="2" w15:restartNumberingAfterBreak="0">
+  <w:abstractNum w:abstractNumId="6" w15:restartNumberingAfterBreak="0">
     <w:nsid w:val="29FD00FA"/>
     <w:multiLevelType w:val="multilevel"/>
     <w:tmpl w:val="54BABBEC"/>
@@ -4209,7 +5173,7 @@
       </w:rPr>
     </w:lvl>
   </w:abstractNum>
-  <w:abstractNum w:abstractNumId="3" w15:restartNumberingAfterBreak="0">
+  <w:abstractNum w:abstractNumId="7" w15:restartNumberingAfterBreak="0">
     <w:nsid w:val="2AA65215"/>
     <w:multiLevelType w:val="multilevel"/>
     <w:tmpl w:val="4FCA7E70"/>
@@ -4358,7 +5322,156 @@
       </w:rPr>
     </w:lvl>
   </w:abstractNum>
-  <w:abstractNum w:abstractNumId="4" w15:restartNumberingAfterBreak="0">
+  <w:abstractNum w:abstractNumId="8" w15:restartNumberingAfterBreak="0">
+    <w:nsid w:val="348B092C"/>
+    <w:multiLevelType w:val="multilevel"/>
+    <w:tmpl w:val="30186206"/>
+    <w:lvl w:ilvl="0">
+      <w:start w:val="1"/>
+      <w:numFmt w:val="bullet"/>
+      <w:lvlText w:val=""/>
+      <w:lvlJc w:val="left"/>
+      <w:pPr>
+        <w:tabs>
+          <w:tab w:val="num" w:pos="720"/>
+        </w:tabs>
+        <w:ind w:left="720" w:hanging="360"/>
+      </w:pPr>
+      <w:rPr>
+        <w:rFonts w:ascii="Symbol" w:hAnsi="Symbol" w:hint="default"/>
+        <w:sz w:val="20"/>
+      </w:rPr>
+    </w:lvl>
+    <w:lvl w:ilvl="1" w:tentative="1">
+      <w:start w:val="1"/>
+      <w:numFmt w:val="bullet"/>
+      <w:lvlText w:val=""/>
+      <w:lvlJc w:val="left"/>
+      <w:pPr>
+        <w:tabs>
+          <w:tab w:val="num" w:pos="1440"/>
+        </w:tabs>
+        <w:ind w:left="1440" w:hanging="360"/>
+      </w:pPr>
+      <w:rPr>
+        <w:rFonts w:ascii="Symbol" w:hAnsi="Symbol" w:hint="default"/>
+        <w:sz w:val="20"/>
+      </w:rPr>
+    </w:lvl>
+    <w:lvl w:ilvl="2" w:tentative="1">
+      <w:start w:val="1"/>
+      <w:numFmt w:val="bullet"/>
+      <w:lvlText w:val=""/>
+      <w:lvlJc w:val="left"/>
+      <w:pPr>
+        <w:tabs>
+          <w:tab w:val="num" w:pos="2160"/>
+        </w:tabs>
+        <w:ind w:left="2160" w:hanging="360"/>
+      </w:pPr>
+      <w:rPr>
+        <w:rFonts w:ascii="Symbol" w:hAnsi="Symbol" w:hint="default"/>
+        <w:sz w:val="20"/>
+      </w:rPr>
+    </w:lvl>
+    <w:lvl w:ilvl="3" w:tentative="1">
+      <w:start w:val="1"/>
+      <w:numFmt w:val="bullet"/>
+      <w:lvlText w:val=""/>
+      <w:lvlJc w:val="left"/>
+      <w:pPr>
+        <w:tabs>
+          <w:tab w:val="num" w:pos="2880"/>
+        </w:tabs>
+        <w:ind w:left="2880" w:hanging="360"/>
+      </w:pPr>
+      <w:rPr>
+        <w:rFonts w:ascii="Symbol" w:hAnsi="Symbol" w:hint="default"/>
+        <w:sz w:val="20"/>
+      </w:rPr>
+    </w:lvl>
+    <w:lvl w:ilvl="4" w:tentative="1">
+      <w:start w:val="1"/>
+      <w:numFmt w:val="bullet"/>
+      <w:lvlText w:val=""/>
+      <w:lvlJc w:val="left"/>
+      <w:pPr>
+        <w:tabs>
+          <w:tab w:val="num" w:pos="3600"/>
+        </w:tabs>
+        <w:ind w:left="3600" w:hanging="360"/>
+      </w:pPr>
+      <w:rPr>
+        <w:rFonts w:ascii="Symbol" w:hAnsi="Symbol" w:hint="default"/>
+        <w:sz w:val="20"/>
+      </w:rPr>
+    </w:lvl>
+    <w:lvl w:ilvl="5" w:tentative="1">
+      <w:start w:val="1"/>
+      <w:numFmt w:val="bullet"/>
+      <w:lvlText w:val=""/>
+      <w:lvlJc w:val="left"/>
+      <w:pPr>
+        <w:tabs>
+          <w:tab w:val="num" w:pos="4320"/>
+        </w:tabs>
+        <w:ind w:left="4320" w:hanging="360"/>
+      </w:pPr>
+      <w:rPr>
+        <w:rFonts w:ascii="Symbol" w:hAnsi="Symbol" w:hint="default"/>
+        <w:sz w:val="20"/>
+      </w:rPr>
+    </w:lvl>
+    <w:lvl w:ilvl="6" w:tentative="1">
+      <w:start w:val="1"/>
+      <w:numFmt w:val="bullet"/>
+      <w:lvlText w:val=""/>
+      <w:lvlJc w:val="left"/>
+      <w:pPr>
+        <w:tabs>
+          <w:tab w:val="num" w:pos="5040"/>
+        </w:tabs>
+        <w:ind w:left="5040" w:hanging="360"/>
+      </w:pPr>
+      <w:rPr>
+        <w:rFonts w:ascii="Symbol" w:hAnsi="Symbol" w:hint="default"/>
+        <w:sz w:val="20"/>
+      </w:rPr>
+    </w:lvl>
+    <w:lvl w:ilvl="7" w:tentative="1">
+      <w:start w:val="1"/>
+      <w:numFmt w:val="bullet"/>
+      <w:lvlText w:val=""/>
+      <w:lvlJc w:val="left"/>
+      <w:pPr>
+        <w:tabs>
+          <w:tab w:val="num" w:pos="5760"/>
+        </w:tabs>
+        <w:ind w:left="5760" w:hanging="360"/>
+      </w:pPr>
+      <w:rPr>
+        <w:rFonts w:ascii="Symbol" w:hAnsi="Symbol" w:hint="default"/>
+        <w:sz w:val="20"/>
+      </w:rPr>
+    </w:lvl>
+    <w:lvl w:ilvl="8" w:tentative="1">
+      <w:start w:val="1"/>
+      <w:numFmt w:val="bullet"/>
+      <w:lvlText w:val=""/>
+      <w:lvlJc w:val="left"/>
+      <w:pPr>
+        <w:tabs>
+          <w:tab w:val="num" w:pos="6480"/>
+        </w:tabs>
+        <w:ind w:left="6480" w:hanging="360"/>
+      </w:pPr>
+      <w:rPr>
+        <w:rFonts w:ascii="Symbol" w:hAnsi="Symbol" w:hint="default"/>
+        <w:sz w:val="20"/>
+      </w:rPr>
+    </w:lvl>
+  </w:abstractNum>
+  <w:abstractNum w:abstractNumId="9" w15:restartNumberingAfterBreak="0">
     <w:nsid w:val="52E84BB9"/>
     <w:multiLevelType w:val="multilevel"/>
     <w:tmpl w:val="9238D67A"/>
@@ -4507,7 +5620,233 @@
       </w:rPr>
     </w:lvl>
   </w:abstractNum>
-  <w:abstractNum w:abstractNumId="5" w15:restartNumberingAfterBreak="0">
+  <w:abstractNum w:abstractNumId="10" w15:restartNumberingAfterBreak="0">
+    <w:nsid w:val="55C41526"/>
+    <w:multiLevelType w:val="multilevel"/>
+    <w:tmpl w:val="1A627C40"/>
+    <w:lvl w:ilvl="0">
+      <w:start w:val="1"/>
+      <w:numFmt w:val="decimal"/>
+      <w:lvlText w:val="%1."/>
+      <w:lvlJc w:val="left"/>
+      <w:pPr>
+        <w:tabs>
+          <w:tab w:val="num" w:pos="720"/>
+        </w:tabs>
+        <w:ind w:left="720" w:hanging="360"/>
+      </w:pPr>
+    </w:lvl>
+    <w:lvl w:ilvl="1" w:tentative="1">
+      <w:start w:val="1"/>
+      <w:numFmt w:val="decimal"/>
+      <w:lvlText w:val="%2."/>
+      <w:lvlJc w:val="left"/>
+      <w:pPr>
+        <w:tabs>
+          <w:tab w:val="num" w:pos="1440"/>
+        </w:tabs>
+        <w:ind w:left="1440" w:hanging="360"/>
+      </w:pPr>
+    </w:lvl>
+    <w:lvl w:ilvl="2" w:tentative="1">
+      <w:start w:val="1"/>
+      <w:numFmt w:val="decimal"/>
+      <w:lvlText w:val="%3."/>
+      <w:lvlJc w:val="left"/>
+      <w:pPr>
+        <w:tabs>
+          <w:tab w:val="num" w:pos="2160"/>
+        </w:tabs>
+        <w:ind w:left="2160" w:hanging="360"/>
+      </w:pPr>
+    </w:lvl>
+    <w:lvl w:ilvl="3" w:tentative="1">
+      <w:start w:val="1"/>
+      <w:numFmt w:val="decimal"/>
+      <w:lvlText w:val="%4."/>
+      <w:lvlJc w:val="left"/>
+      <w:pPr>
+        <w:tabs>
+          <w:tab w:val="num" w:pos="2880"/>
+        </w:tabs>
+        <w:ind w:left="2880" w:hanging="360"/>
+      </w:pPr>
+    </w:lvl>
+    <w:lvl w:ilvl="4" w:tentative="1">
+      <w:start w:val="1"/>
+      <w:numFmt w:val="decimal"/>
+      <w:lvlText w:val="%5."/>
+      <w:lvlJc w:val="left"/>
+      <w:pPr>
+        <w:tabs>
+          <w:tab w:val="num" w:pos="3600"/>
+        </w:tabs>
+        <w:ind w:left="3600" w:hanging="360"/>
+      </w:pPr>
+    </w:lvl>
+    <w:lvl w:ilvl="5" w:tentative="1">
+      <w:start w:val="1"/>
+      <w:numFmt w:val="decimal"/>
+      <w:lvlText w:val="%6."/>
+      <w:lvlJc w:val="left"/>
+      <w:pPr>
+        <w:tabs>
+          <w:tab w:val="num" w:pos="4320"/>
+        </w:tabs>
+        <w:ind w:left="4320" w:hanging="360"/>
+      </w:pPr>
+    </w:lvl>
+    <w:lvl w:ilvl="6" w:tentative="1">
+      <w:start w:val="1"/>
+      <w:numFmt w:val="decimal"/>
+      <w:lvlText w:val="%7."/>
+      <w:lvlJc w:val="left"/>
+      <w:pPr>
+        <w:tabs>
+          <w:tab w:val="num" w:pos="5040"/>
+        </w:tabs>
+        <w:ind w:left="5040" w:hanging="360"/>
+      </w:pPr>
+    </w:lvl>
+    <w:lvl w:ilvl="7" w:tentative="1">
+      <w:start w:val="1"/>
+      <w:numFmt w:val="decimal"/>
+      <w:lvlText w:val="%8."/>
+      <w:lvlJc w:val="left"/>
+      <w:pPr>
+        <w:tabs>
+          <w:tab w:val="num" w:pos="5760"/>
+        </w:tabs>
+        <w:ind w:left="5760" w:hanging="360"/>
+      </w:pPr>
+    </w:lvl>
+    <w:lvl w:ilvl="8" w:tentative="1">
+      <w:start w:val="1"/>
+      <w:numFmt w:val="decimal"/>
+      <w:lvlText w:val="%9."/>
+      <w:lvlJc w:val="left"/>
+      <w:pPr>
+        <w:tabs>
+          <w:tab w:val="num" w:pos="6480"/>
+        </w:tabs>
+        <w:ind w:left="6480" w:hanging="360"/>
+      </w:pPr>
+    </w:lvl>
+  </w:abstractNum>
+  <w:abstractNum w:abstractNumId="11" w15:restartNumberingAfterBreak="0">
+    <w:nsid w:val="68BC3777"/>
+    <w:multiLevelType w:val="multilevel"/>
+    <w:tmpl w:val="1F12791C"/>
+    <w:lvl w:ilvl="0">
+      <w:start w:val="1"/>
+      <w:numFmt w:val="decimal"/>
+      <w:lvlText w:val="%1."/>
+      <w:lvlJc w:val="left"/>
+      <w:pPr>
+        <w:tabs>
+          <w:tab w:val="num" w:pos="720"/>
+        </w:tabs>
+        <w:ind w:left="720" w:hanging="360"/>
+      </w:pPr>
+    </w:lvl>
+    <w:lvl w:ilvl="1" w:tentative="1">
+      <w:start w:val="1"/>
+      <w:numFmt w:val="decimal"/>
+      <w:lvlText w:val="%2."/>
+      <w:lvlJc w:val="left"/>
+      <w:pPr>
+        <w:tabs>
+          <w:tab w:val="num" w:pos="1440"/>
+        </w:tabs>
+        <w:ind w:left="1440" w:hanging="360"/>
+      </w:pPr>
+    </w:lvl>
+    <w:lvl w:ilvl="2" w:tentative="1">
+      <w:start w:val="1"/>
+      <w:numFmt w:val="decimal"/>
+      <w:lvlText w:val="%3."/>
+      <w:lvlJc w:val="left"/>
+      <w:pPr>
+        <w:tabs>
+          <w:tab w:val="num" w:pos="2160"/>
+        </w:tabs>
+        <w:ind w:left="2160" w:hanging="360"/>
+      </w:pPr>
+    </w:lvl>
+    <w:lvl w:ilvl="3" w:tentative="1">
+      <w:start w:val="1"/>
+      <w:numFmt w:val="decimal"/>
+      <w:lvlText w:val="%4."/>
+      <w:lvlJc w:val="left"/>
+      <w:pPr>
+        <w:tabs>
+          <w:tab w:val="num" w:pos="2880"/>
+        </w:tabs>
+        <w:ind w:left="2880" w:hanging="360"/>
+      </w:pPr>
+    </w:lvl>
+    <w:lvl w:ilvl="4" w:tentative="1">
+      <w:start w:val="1"/>
+      <w:numFmt w:val="decimal"/>
+      <w:lvlText w:val="%5."/>
+      <w:lvlJc w:val="left"/>
+      <w:pPr>
+        <w:tabs>
+          <w:tab w:val="num" w:pos="3600"/>
+        </w:tabs>
+        <w:ind w:left="3600" w:hanging="360"/>
+      </w:pPr>
+    </w:lvl>
+    <w:lvl w:ilvl="5" w:tentative="1">
+      <w:start w:val="1"/>
+      <w:numFmt w:val="decimal"/>
+      <w:lvlText w:val="%6."/>
+      <w:lvlJc w:val="left"/>
+      <w:pPr>
+        <w:tabs>
+          <w:tab w:val="num" w:pos="4320"/>
+        </w:tabs>
+        <w:ind w:left="4320" w:hanging="360"/>
+      </w:pPr>
+    </w:lvl>
+    <w:lvl w:ilvl="6" w:tentative="1">
+      <w:start w:val="1"/>
+      <w:numFmt w:val="decimal"/>
+      <w:lvlText w:val="%7."/>
+      <w:lvlJc w:val="left"/>
+      <w:pPr>
+        <w:tabs>
+          <w:tab w:val="num" w:pos="5040"/>
+        </w:tabs>
+        <w:ind w:left="5040" w:hanging="360"/>
+      </w:pPr>
+    </w:lvl>
+    <w:lvl w:ilvl="7" w:tentative="1">
+      <w:start w:val="1"/>
+      <w:numFmt w:val="decimal"/>
+      <w:lvlText w:val="%8."/>
+      <w:lvlJc w:val="left"/>
+      <w:pPr>
+        <w:tabs>
+          <w:tab w:val="num" w:pos="5760"/>
+        </w:tabs>
+        <w:ind w:left="5760" w:hanging="360"/>
+      </w:pPr>
+    </w:lvl>
+    <w:lvl w:ilvl="8" w:tentative="1">
+      <w:start w:val="1"/>
+      <w:numFmt w:val="decimal"/>
+      <w:lvlText w:val="%9."/>
+      <w:lvlJc w:val="left"/>
+      <w:pPr>
+        <w:tabs>
+          <w:tab w:val="num" w:pos="6480"/>
+        </w:tabs>
+        <w:ind w:left="6480" w:hanging="360"/>
+      </w:pPr>
+    </w:lvl>
+  </w:abstractNum>
+  <w:abstractNum w:abstractNumId="12" w15:restartNumberingAfterBreak="0">
     <w:nsid w:val="6AB03EE5"/>
     <w:multiLevelType w:val="multilevel"/>
     <w:tmpl w:val="1910F8CC"/>
@@ -4656,7 +5995,120 @@
       </w:rPr>
     </w:lvl>
   </w:abstractNum>
-  <w:abstractNum w:abstractNumId="6" w15:restartNumberingAfterBreak="0">
+  <w:abstractNum w:abstractNumId="13" w15:restartNumberingAfterBreak="0">
+    <w:nsid w:val="74A35C6B"/>
+    <w:multiLevelType w:val="multilevel"/>
+    <w:tmpl w:val="8102CFA8"/>
+    <w:lvl w:ilvl="0">
+      <w:start w:val="1"/>
+      <w:numFmt w:val="decimal"/>
+      <w:lvlText w:val="%1."/>
+      <w:lvlJc w:val="left"/>
+      <w:pPr>
+        <w:tabs>
+          <w:tab w:val="num" w:pos="720"/>
+        </w:tabs>
+        <w:ind w:left="720" w:hanging="360"/>
+      </w:pPr>
+    </w:lvl>
+    <w:lvl w:ilvl="1" w:tentative="1">
+      <w:start w:val="1"/>
+      <w:numFmt w:val="decimal"/>
+      <w:lvlText w:val="%2."/>
+      <w:lvlJc w:val="left"/>
+      <w:pPr>
+        <w:tabs>
+          <w:tab w:val="num" w:pos="1440"/>
+        </w:tabs>
+        <w:ind w:left="1440" w:hanging="360"/>
+      </w:pPr>
+    </w:lvl>
+    <w:lvl w:ilvl="2" w:tentative="1">
+      <w:start w:val="1"/>
+      <w:numFmt w:val="decimal"/>
+      <w:lvlText w:val="%3."/>
+      <w:lvlJc w:val="left"/>
+      <w:pPr>
+        <w:tabs>
+          <w:tab w:val="num" w:pos="2160"/>
+        </w:tabs>
+        <w:ind w:left="2160" w:hanging="360"/>
+      </w:pPr>
+    </w:lvl>
+    <w:lvl w:ilvl="3" w:tentative="1">
+      <w:start w:val="1"/>
+      <w:numFmt w:val="decimal"/>
+      <w:lvlText w:val="%4."/>
+      <w:lvlJc w:val="left"/>
+      <w:pPr>
+        <w:tabs>
+          <w:tab w:val="num" w:pos="2880"/>
+        </w:tabs>
+        <w:ind w:left="2880" w:hanging="360"/>
+      </w:pPr>
+    </w:lvl>
+    <w:lvl w:ilvl="4" w:tentative="1">
+      <w:start w:val="1"/>
+      <w:numFmt w:val="decimal"/>
+      <w:lvlText w:val="%5."/>
+      <w:lvlJc w:val="left"/>
+      <w:pPr>
+        <w:tabs>
+          <w:tab w:val="num" w:pos="3600"/>
+        </w:tabs>
+        <w:ind w:left="3600" w:hanging="360"/>
+      </w:pPr>
+    </w:lvl>
+    <w:lvl w:ilvl="5" w:tentative="1">
+      <w:start w:val="1"/>
+      <w:numFmt w:val="decimal"/>
+      <w:lvlText w:val="%6."/>
+      <w:lvlJc w:val="left"/>
+      <w:pPr>
+        <w:tabs>
+          <w:tab w:val="num" w:pos="4320"/>
+        </w:tabs>
+        <w:ind w:left="4320" w:hanging="360"/>
+      </w:pPr>
+    </w:lvl>
+    <w:lvl w:ilvl="6" w:tentative="1">
+      <w:start w:val="1"/>
+      <w:numFmt w:val="decimal"/>
+      <w:lvlText w:val="%7."/>
+      <w:lvlJc w:val="left"/>
+      <w:pPr>
+        <w:tabs>
+          <w:tab w:val="num" w:pos="5040"/>
+        </w:tabs>
+        <w:ind w:left="5040" w:hanging="360"/>
+      </w:pPr>
+    </w:lvl>
+    <w:lvl w:ilvl="7" w:tentative="1">
+      <w:start w:val="1"/>
+      <w:numFmt w:val="decimal"/>
+      <w:lvlText w:val="%8."/>
+      <w:lvlJc w:val="left"/>
+      <w:pPr>
+        <w:tabs>
+          <w:tab w:val="num" w:pos="5760"/>
+        </w:tabs>
+        <w:ind w:left="5760" w:hanging="360"/>
+      </w:pPr>
+    </w:lvl>
+    <w:lvl w:ilvl="8" w:tentative="1">
+      <w:start w:val="1"/>
+      <w:numFmt w:val="decimal"/>
+      <w:lvlText w:val="%9."/>
+      <w:lvlJc w:val="left"/>
+      <w:pPr>
+        <w:tabs>
+          <w:tab w:val="num" w:pos="6480"/>
+        </w:tabs>
+        <w:ind w:left="6480" w:hanging="360"/>
+      </w:pPr>
+    </w:lvl>
+  </w:abstractNum>
+  <w:abstractNum w:abstractNumId="14" w15:restartNumberingAfterBreak="0">
     <w:nsid w:val="7E4851E1"/>
     <w:multiLevelType w:val="multilevel"/>
     <w:tmpl w:val="B9B25732"/>
@@ -4806,25 +6258,49 @@
     </w:lvl>
   </w:abstractNum>
   <w:num w:numId="1" w16cid:durableId="487750474">
+    <w:abstractNumId w:val="12"/>
+  </w:num>
+  <w:num w:numId="2" w16cid:durableId="1726027967">
+    <w:abstractNumId w:val="6"/>
+  </w:num>
+  <w:num w:numId="3" w16cid:durableId="208150645">
+    <w:abstractNumId w:val="7"/>
+  </w:num>
+  <w:num w:numId="4" w16cid:durableId="1257133468">
+    <w:abstractNumId w:val="9"/>
+  </w:num>
+  <w:num w:numId="5" w16cid:durableId="1779174043">
     <w:abstractNumId w:val="5"/>
   </w:num>
-  <w:num w:numId="2" w16cid:durableId="1726027967">
+  <w:num w:numId="6" w16cid:durableId="498228780">
+    <w:abstractNumId w:val="3"/>
+  </w:num>
+  <w:num w:numId="7" w16cid:durableId="991060794">
+    <w:abstractNumId w:val="14"/>
+  </w:num>
+  <w:num w:numId="8" w16cid:durableId="8680379">
+    <w:abstractNumId w:val="13"/>
+  </w:num>
+  <w:num w:numId="9" w16cid:durableId="1626813396">
+    <w:abstractNumId w:val="1"/>
+  </w:num>
+  <w:num w:numId="10" w16cid:durableId="1357190756">
+    <w:abstractNumId w:val="0"/>
+  </w:num>
+  <w:num w:numId="11" w16cid:durableId="1956522761">
+    <w:abstractNumId w:val="8"/>
+  </w:num>
+  <w:num w:numId="12" w16cid:durableId="1027025412">
+    <w:abstractNumId w:val="4"/>
+  </w:num>
+  <w:num w:numId="13" w16cid:durableId="199711969">
     <w:abstractNumId w:val="2"/>
   </w:num>
-  <w:num w:numId="3" w16cid:durableId="208150645">
-    <w:abstractNumId w:val="3"/>
+  <w:num w:numId="14" w16cid:durableId="1125126250">
+    <w:abstractNumId w:val="11"/>
   </w:num>
-  <w:num w:numId="4" w16cid:durableId="1257133468">
-    <w:abstractNumId w:val="4"/>
-  </w:num>
-  <w:num w:numId="5" w16cid:durableId="1779174043">
-    <w:abstractNumId w:val="1"/>
-  </w:num>
-  <w:num w:numId="6" w16cid:durableId="498228780">
-    <w:abstractNumId w:val="0"/>
-  </w:num>
-  <w:num w:numId="7" w16cid:durableId="991060794">
-    <w:abstractNumId w:val="6"/>
+  <w:num w:numId="15" w16cid:durableId="146434091">
+    <w:abstractNumId w:val="10"/>
   </w:num>
 </w:numbering>
 </file>
@@ -5432,6 +6908,7 @@
   <w:style w:type="character" w:default="1" w:styleId="Predvolenpsmoodseku">
     <w:name w:val="Default Paragraph Font"/>
     <w:uiPriority w:val="1"/>
+    <w:semiHidden/>
     <w:unhideWhenUsed/>
   </w:style>
   <w:style w:type="table" w:default="1" w:styleId="Normlnatabuka">

--- a/Dokumenty/SDD.docx
+++ b/Dokumenty/SDD.docx
@@ -4115,23 +4115,7 @@
           <w:bCs/>
         </w:rPr>
         <w:lastRenderedPageBreak/>
-        <w:t>CSS-</w:t>
-      </w:r>
-      <w:proofErr w:type="spellStart"/>
-      <w:r>
-        <w:rPr>
-          <w:b/>
-          <w:bCs/>
-        </w:rPr>
-        <w:t>only</w:t>
-      </w:r>
-      <w:proofErr w:type="spellEnd"/>
-      <w:r>
-        <w:rPr>
-          <w:b/>
-          <w:bCs/>
-        </w:rPr>
-        <w:t xml:space="preserve"> hviezdičkové hodnotenie</w:t>
+        <w:t>CSS hviezdičkové hodnotenie</w:t>
       </w:r>
       <w:r>
         <w:t>: Implementované pomocou &lt;</w:t>
@@ -4297,7 +4281,416 @@
         <w:t xml:space="preserve"> Formulár s poľami meno a heslo, chybová hláška pri nesprávnych údajoch, prístup chránený na strane servera.</w:t>
       </w:r>
     </w:p>
-    <w:p/>
+    <w:p>
+      <w:pPr>
+        <w:keepNext/>
+        <w:jc w:val="center"/>
+      </w:pPr>
+      <w:r>
+        <w:drawing>
+          <wp:inline distT="0" distB="0" distL="0" distR="0" wp14:anchorId="5B2E7100" wp14:editId="4FDB8E43">
+            <wp:extent cx="5760720" cy="2087880"/>
+            <wp:effectExtent l="0" t="0" r="0" b="7620"/>
+            <wp:docPr id="1275076171" name="Obrázok 1"/>
+            <wp:cNvGraphicFramePr>
+              <a:graphicFrameLocks xmlns:a="http://schemas.openxmlformats.org/drawingml/2006/main" noChangeAspect="1"/>
+            </wp:cNvGraphicFramePr>
+            <a:graphic xmlns:a="http://schemas.openxmlformats.org/drawingml/2006/main">
+              <a:graphicData uri="http://schemas.openxmlformats.org/drawingml/2006/picture">
+                <pic:pic xmlns:pic="http://schemas.openxmlformats.org/drawingml/2006/picture">
+                  <pic:nvPicPr>
+                    <pic:cNvPr id="1275076171" name=""/>
+                    <pic:cNvPicPr/>
+                  </pic:nvPicPr>
+                  <pic:blipFill>
+                    <a:blip r:embed="rId7"/>
+                    <a:stretch>
+                      <a:fillRect/>
+                    </a:stretch>
+                  </pic:blipFill>
+                  <pic:spPr>
+                    <a:xfrm>
+                      <a:off x="0" y="0"/>
+                      <a:ext cx="5760720" cy="2087880"/>
+                    </a:xfrm>
+                    <a:prstGeom prst="rect">
+                      <a:avLst/>
+                    </a:prstGeom>
+                  </pic:spPr>
+                </pic:pic>
+              </a:graphicData>
+            </a:graphic>
+          </wp:inline>
+        </w:drawing>
+      </w:r>
+    </w:p>
+    <w:p>
+      <w:pPr>
+        <w:pStyle w:val="Popis"/>
+        <w:jc w:val="center"/>
+      </w:pPr>
+      <w:r>
+        <w:t>CSS Gr</w:t>
+      </w:r>
+      <w:proofErr w:type="spellStart"/>
+      <w:r>
+        <w:t>id</w:t>
+      </w:r>
+      <w:proofErr w:type="spellEnd"/>
+      <w:r>
+        <w:t xml:space="preserve"> s auto-</w:t>
+      </w:r>
+      <w:proofErr w:type="spellStart"/>
+      <w:r>
+        <w:t>fill</w:t>
+      </w:r>
+      <w:proofErr w:type="spellEnd"/>
+    </w:p>
+    <w:p>
+      <w:pPr>
+        <w:keepNext/>
+        <w:jc w:val="center"/>
+      </w:pPr>
+      <w:r>
+        <w:drawing>
+          <wp:inline distT="0" distB="0" distL="0" distR="0" wp14:anchorId="101FA0EC" wp14:editId="5A36FCBB">
+            <wp:extent cx="5760720" cy="2781935"/>
+            <wp:effectExtent l="0" t="0" r="0" b="0"/>
+            <wp:docPr id="329563379" name="Obrázok 1"/>
+            <wp:cNvGraphicFramePr>
+              <a:graphicFrameLocks xmlns:a="http://schemas.openxmlformats.org/drawingml/2006/main" noChangeAspect="1"/>
+            </wp:cNvGraphicFramePr>
+            <a:graphic xmlns:a="http://schemas.openxmlformats.org/drawingml/2006/main">
+              <a:graphicData uri="http://schemas.openxmlformats.org/drawingml/2006/picture">
+                <pic:pic xmlns:pic="http://schemas.openxmlformats.org/drawingml/2006/picture">
+                  <pic:nvPicPr>
+                    <pic:cNvPr id="329563379" name=""/>
+                    <pic:cNvPicPr/>
+                  </pic:nvPicPr>
+                  <pic:blipFill>
+                    <a:blip r:embed="rId8"/>
+                    <a:stretch>
+                      <a:fillRect/>
+                    </a:stretch>
+                  </pic:blipFill>
+                  <pic:spPr>
+                    <a:xfrm>
+                      <a:off x="0" y="0"/>
+                      <a:ext cx="5760720" cy="2781935"/>
+                    </a:xfrm>
+                    <a:prstGeom prst="rect">
+                      <a:avLst/>
+                    </a:prstGeom>
+                  </pic:spPr>
+                </pic:pic>
+              </a:graphicData>
+            </a:graphic>
+          </wp:inline>
+        </w:drawing>
+      </w:r>
+    </w:p>
+    <w:p>
+      <w:pPr>
+        <w:pStyle w:val="Popis"/>
+        <w:jc w:val="center"/>
+      </w:pPr>
+      <w:r>
+        <w:t>Interaktívna mapa</w:t>
+      </w:r>
+      <w:r>
+        <w:t xml:space="preserve"> </w:t>
+      </w:r>
+      <w:r>
+        <w:t xml:space="preserve">Leaflet.js </w:t>
+      </w:r>
+      <w:r>
+        <w:t>a</w:t>
+      </w:r>
+      <w:r>
+        <w:t xml:space="preserve"> </w:t>
+      </w:r>
+      <w:proofErr w:type="spellStart"/>
+      <w:r>
+        <w:t>OpenStreetMap</w:t>
+      </w:r>
+      <w:proofErr w:type="spellEnd"/>
+    </w:p>
+    <w:p>
+      <w:pPr>
+        <w:keepNext/>
+        <w:jc w:val="center"/>
+      </w:pPr>
+      <w:r>
+        <w:lastRenderedPageBreak/>
+        <w:drawing>
+          <wp:inline distT="0" distB="0" distL="0" distR="0" wp14:anchorId="36F18410" wp14:editId="6A642364">
+            <wp:extent cx="3219899" cy="3181794"/>
+            <wp:effectExtent l="0" t="0" r="0" b="0"/>
+            <wp:docPr id="1983443359" name="Obrázok 1"/>
+            <wp:cNvGraphicFramePr>
+              <a:graphicFrameLocks xmlns:a="http://schemas.openxmlformats.org/drawingml/2006/main" noChangeAspect="1"/>
+            </wp:cNvGraphicFramePr>
+            <a:graphic xmlns:a="http://schemas.openxmlformats.org/drawingml/2006/main">
+              <a:graphicData uri="http://schemas.openxmlformats.org/drawingml/2006/picture">
+                <pic:pic xmlns:pic="http://schemas.openxmlformats.org/drawingml/2006/picture">
+                  <pic:nvPicPr>
+                    <pic:cNvPr id="1983443359" name=""/>
+                    <pic:cNvPicPr/>
+                  </pic:nvPicPr>
+                  <pic:blipFill>
+                    <a:blip r:embed="rId9"/>
+                    <a:stretch>
+                      <a:fillRect/>
+                    </a:stretch>
+                  </pic:blipFill>
+                  <pic:spPr>
+                    <a:xfrm>
+                      <a:off x="0" y="0"/>
+                      <a:ext cx="3219899" cy="3181794"/>
+                    </a:xfrm>
+                    <a:prstGeom prst="rect">
+                      <a:avLst/>
+                    </a:prstGeom>
+                  </pic:spPr>
+                </pic:pic>
+              </a:graphicData>
+            </a:graphic>
+          </wp:inline>
+        </w:drawing>
+      </w:r>
+    </w:p>
+    <w:p>
+      <w:pPr>
+        <w:pStyle w:val="Popis"/>
+        <w:jc w:val="center"/>
+      </w:pPr>
+      <w:r>
+        <w:t>H</w:t>
+      </w:r>
+      <w:r>
+        <w:t>viezdičkové hodnotenie</w:t>
+      </w:r>
+    </w:p>
+    <w:p>
+      <w:pPr>
+        <w:keepNext/>
+        <w:jc w:val="center"/>
+      </w:pPr>
+      <w:r>
+        <w:drawing>
+          <wp:inline distT="0" distB="0" distL="0" distR="0" wp14:anchorId="282A030B" wp14:editId="73EB7028">
+            <wp:extent cx="5760720" cy="1014730"/>
+            <wp:effectExtent l="0" t="0" r="0" b="0"/>
+            <wp:docPr id="83270521" name="Obrázok 1"/>
+            <wp:cNvGraphicFramePr>
+              <a:graphicFrameLocks xmlns:a="http://schemas.openxmlformats.org/drawingml/2006/main" noChangeAspect="1"/>
+            </wp:cNvGraphicFramePr>
+            <a:graphic xmlns:a="http://schemas.openxmlformats.org/drawingml/2006/main">
+              <a:graphicData uri="http://schemas.openxmlformats.org/drawingml/2006/picture">
+                <pic:pic xmlns:pic="http://schemas.openxmlformats.org/drawingml/2006/picture">
+                  <pic:nvPicPr>
+                    <pic:cNvPr id="83270521" name=""/>
+                    <pic:cNvPicPr/>
+                  </pic:nvPicPr>
+                  <pic:blipFill>
+                    <a:blip r:embed="rId10"/>
+                    <a:stretch>
+                      <a:fillRect/>
+                    </a:stretch>
+                  </pic:blipFill>
+                  <pic:spPr>
+                    <a:xfrm>
+                      <a:off x="0" y="0"/>
+                      <a:ext cx="5760720" cy="1014730"/>
+                    </a:xfrm>
+                    <a:prstGeom prst="rect">
+                      <a:avLst/>
+                    </a:prstGeom>
+                  </pic:spPr>
+                </pic:pic>
+              </a:graphicData>
+            </a:graphic>
+          </wp:inline>
+        </w:drawing>
+      </w:r>
+    </w:p>
+    <w:p>
+      <w:pPr>
+        <w:pStyle w:val="Popis"/>
+        <w:jc w:val="center"/>
+      </w:pPr>
+      <w:proofErr w:type="spellStart"/>
+      <w:r>
+        <w:t>Toggle</w:t>
+      </w:r>
+      <w:proofErr w:type="spellEnd"/>
+      <w:r>
+        <w:t xml:space="preserve"> filtre vybaveni</w:t>
+      </w:r>
+      <w:r>
+        <w:t>a</w:t>
+      </w:r>
+    </w:p>
+    <w:p>
+      <w:pPr>
+        <w:keepNext/>
+        <w:jc w:val="center"/>
+      </w:pPr>
+      <w:r>
+        <w:drawing>
+          <wp:inline distT="0" distB="0" distL="0" distR="0" wp14:anchorId="00868C0C" wp14:editId="44B74E76">
+            <wp:extent cx="3410426" cy="3019846"/>
+            <wp:effectExtent l="0" t="0" r="0" b="9525"/>
+            <wp:docPr id="254049065" name="Obrázok 1"/>
+            <wp:cNvGraphicFramePr>
+              <a:graphicFrameLocks xmlns:a="http://schemas.openxmlformats.org/drawingml/2006/main" noChangeAspect="1"/>
+            </wp:cNvGraphicFramePr>
+            <a:graphic xmlns:a="http://schemas.openxmlformats.org/drawingml/2006/main">
+              <a:graphicData uri="http://schemas.openxmlformats.org/drawingml/2006/picture">
+                <pic:pic xmlns:pic="http://schemas.openxmlformats.org/drawingml/2006/picture">
+                  <pic:nvPicPr>
+                    <pic:cNvPr id="254049065" name=""/>
+                    <pic:cNvPicPr/>
+                  </pic:nvPicPr>
+                  <pic:blipFill>
+                    <a:blip r:embed="rId11"/>
+                    <a:stretch>
+                      <a:fillRect/>
+                    </a:stretch>
+                  </pic:blipFill>
+                  <pic:spPr>
+                    <a:xfrm>
+                      <a:off x="0" y="0"/>
+                      <a:ext cx="3410426" cy="3019846"/>
+                    </a:xfrm>
+                    <a:prstGeom prst="rect">
+                      <a:avLst/>
+                    </a:prstGeom>
+                  </pic:spPr>
+                </pic:pic>
+              </a:graphicData>
+            </a:graphic>
+          </wp:inline>
+        </w:drawing>
+      </w:r>
+    </w:p>
+    <w:p>
+      <w:pPr>
+        <w:pStyle w:val="Popis"/>
+        <w:jc w:val="center"/>
+      </w:pPr>
+      <w:r>
+        <w:t>Stav vyťaženosti</w:t>
+      </w:r>
+    </w:p>
+    <w:p>
+      <w:pPr>
+        <w:keepNext/>
+        <w:jc w:val="center"/>
+      </w:pPr>
+      <w:r>
+        <w:lastRenderedPageBreak/>
+        <w:drawing>
+          <wp:inline distT="0" distB="0" distL="0" distR="0" wp14:anchorId="5C9E9A79" wp14:editId="2A8D30FF">
+            <wp:extent cx="5760720" cy="2376805"/>
+            <wp:effectExtent l="0" t="0" r="0" b="4445"/>
+            <wp:docPr id="393246730" name="Obrázok 1"/>
+            <wp:cNvGraphicFramePr>
+              <a:graphicFrameLocks xmlns:a="http://schemas.openxmlformats.org/drawingml/2006/main" noChangeAspect="1"/>
+            </wp:cNvGraphicFramePr>
+            <a:graphic xmlns:a="http://schemas.openxmlformats.org/drawingml/2006/main">
+              <a:graphicData uri="http://schemas.openxmlformats.org/drawingml/2006/picture">
+                <pic:pic xmlns:pic="http://schemas.openxmlformats.org/drawingml/2006/picture">
+                  <pic:nvPicPr>
+                    <pic:cNvPr id="393246730" name=""/>
+                    <pic:cNvPicPr/>
+                  </pic:nvPicPr>
+                  <pic:blipFill>
+                    <a:blip r:embed="rId12"/>
+                    <a:stretch>
+                      <a:fillRect/>
+                    </a:stretch>
+                  </pic:blipFill>
+                  <pic:spPr>
+                    <a:xfrm>
+                      <a:off x="0" y="0"/>
+                      <a:ext cx="5760720" cy="2376805"/>
+                    </a:xfrm>
+                    <a:prstGeom prst="rect">
+                      <a:avLst/>
+                    </a:prstGeom>
+                  </pic:spPr>
+                </pic:pic>
+              </a:graphicData>
+            </a:graphic>
+          </wp:inline>
+        </w:drawing>
+      </w:r>
+    </w:p>
+    <w:p>
+      <w:pPr>
+        <w:pStyle w:val="Popis"/>
+        <w:jc w:val="center"/>
+      </w:pPr>
+      <w:r>
+        <w:t>Farebná schéma</w:t>
+      </w:r>
+      <w:r>
+        <w:t xml:space="preserve"> stránky</w:t>
+      </w:r>
+    </w:p>
+    <w:p>
+      <w:pPr>
+        <w:keepNext/>
+        <w:jc w:val="center"/>
+      </w:pPr>
+      <w:r>
+        <w:drawing>
+          <wp:inline distT="0" distB="0" distL="0" distR="0" wp14:anchorId="13A7C492" wp14:editId="262CC6DE">
+            <wp:extent cx="3848637" cy="4658375"/>
+            <wp:effectExtent l="0" t="0" r="0" b="8890"/>
+            <wp:docPr id="1769976092" name="Obrázok 1"/>
+            <wp:cNvGraphicFramePr>
+              <a:graphicFrameLocks xmlns:a="http://schemas.openxmlformats.org/drawingml/2006/main" noChangeAspect="1"/>
+            </wp:cNvGraphicFramePr>
+            <a:graphic xmlns:a="http://schemas.openxmlformats.org/drawingml/2006/main">
+              <a:graphicData uri="http://schemas.openxmlformats.org/drawingml/2006/picture">
+                <pic:pic xmlns:pic="http://schemas.openxmlformats.org/drawingml/2006/picture">
+                  <pic:nvPicPr>
+                    <pic:cNvPr id="1769976092" name=""/>
+                    <pic:cNvPicPr/>
+                  </pic:nvPicPr>
+                  <pic:blipFill>
+                    <a:blip r:embed="rId13"/>
+                    <a:stretch>
+                      <a:fillRect/>
+                    </a:stretch>
+                  </pic:blipFill>
+                  <pic:spPr>
+                    <a:xfrm>
+                      <a:off x="0" y="0"/>
+                      <a:ext cx="3848637" cy="4658375"/>
+                    </a:xfrm>
+                    <a:prstGeom prst="rect">
+                      <a:avLst/>
+                    </a:prstGeom>
+                  </pic:spPr>
+                </pic:pic>
+              </a:graphicData>
+            </a:graphic>
+          </wp:inline>
+        </w:drawing>
+      </w:r>
+    </w:p>
+    <w:p>
+      <w:pPr>
+        <w:pStyle w:val="Popis"/>
+        <w:jc w:val="center"/>
+      </w:pPr>
+      <w:r>
+        <w:t>Prihlasovacia stránka</w:t>
+      </w:r>
+    </w:p>
     <w:sectPr>
       <w:pgSz w:w="11906" w:h="16838"/>
       <w:pgMar w:top="1417" w:right="1417" w:bottom="1417" w:left="1417" w:header="708" w:footer="708" w:gutter="0"/>
@@ -7285,6 +7678,25 @@
       </w:tcPr>
     </w:tblStylePr>
   </w:style>
+  <w:style w:type="paragraph" w:styleId="Popis">
+    <w:name w:val="caption"/>
+    <w:basedOn w:val="Normlny"/>
+    <w:next w:val="Normlny"/>
+    <w:uiPriority w:val="35"/>
+    <w:unhideWhenUsed/>
+    <w:qFormat/>
+    <w:rsid w:val="00F363D5"/>
+    <w:pPr>
+      <w:spacing w:after="200" w:line="240" w:lineRule="auto"/>
+    </w:pPr>
+    <w:rPr>
+      <w:i/>
+      <w:iCs/>
+      <w:color w:val="0E2841" w:themeColor="text2"/>
+      <w:sz w:val="18"/>
+      <w:szCs w:val="18"/>
+    </w:rPr>
+  </w:style>
 </w:styles>
 </file>
 
